--- a/rapport.docx
+++ b/rapport.docx
@@ -3241,7 +3241,6 @@
     <w:p>
       <w:pPr>
         <w:rPr>
-          <w:rFonts w:hint="eastAsia"/>
           <w:lang w:val="fr-FR"/>
         </w:rPr>
       </w:pPr>
@@ -3260,30 +3259,46 @@
           <w:lang w:val="fr-FR"/>
         </w:rPr>
       </w:pPr>
-    </w:p>
-    <w:p>
-      <w:pPr>
-        <w:rPr>
-          <w:rFonts w:hint="eastAsia"/>
-          <w:lang w:val="fr-FR"/>
-        </w:rPr>
-      </w:pPr>
-    </w:p>
-    <w:p>
-      <w:pPr>
-        <w:rPr>
-          <w:rFonts w:hint="eastAsia"/>
-          <w:lang w:val="fr-FR"/>
-        </w:rPr>
-      </w:pPr>
-    </w:p>
-    <w:p>
-      <w:pPr>
-        <w:rPr>
-          <w:rFonts w:hint="eastAsia"/>
-          <w:lang w:val="fr-FR"/>
-        </w:rPr>
-      </w:pPr>
+      <w:r>
+        <w:rPr>
+          <w:lang w:val="fr-FR"/>
+        </w:rPr>
+        <w:drawing>
+          <wp:inline distT="0" distB="0" distL="0" distR="0" wp14:anchorId="0B7EF120" wp14:editId="5354D785">
+            <wp:extent cx="5274310" cy="1126490"/>
+            <wp:effectExtent l="0" t="0" r="2540" b="0"/>
+            <wp:docPr id="209802739" name="图片 1"/>
+            <wp:cNvGraphicFramePr>
+              <a:graphicFrameLocks xmlns:a="http://schemas.openxmlformats.org/drawingml/2006/main" noChangeAspect="1"/>
+            </wp:cNvGraphicFramePr>
+            <a:graphic xmlns:a="http://schemas.openxmlformats.org/drawingml/2006/main">
+              <a:graphicData uri="http://schemas.openxmlformats.org/drawingml/2006/picture">
+                <pic:pic xmlns:pic="http://schemas.openxmlformats.org/drawingml/2006/picture">
+                  <pic:nvPicPr>
+                    <pic:cNvPr id="209802739" name=""/>
+                    <pic:cNvPicPr/>
+                  </pic:nvPicPr>
+                  <pic:blipFill>
+                    <a:blip r:embed="rId21"/>
+                    <a:stretch>
+                      <a:fillRect/>
+                    </a:stretch>
+                  </pic:blipFill>
+                  <pic:spPr>
+                    <a:xfrm>
+                      <a:off x="0" y="0"/>
+                      <a:ext cx="5274310" cy="1126490"/>
+                    </a:xfrm>
+                    <a:prstGeom prst="rect">
+                      <a:avLst/>
+                    </a:prstGeom>
+                  </pic:spPr>
+                </pic:pic>
+              </a:graphicData>
+            </a:graphic>
+          </wp:inline>
+        </w:drawing>
+      </w:r>
     </w:p>
     <w:p>
       <w:pPr>
@@ -3317,12 +3332,12 @@
       </w:pPr>
     </w:p>
     <w:sectPr>
-      <w:headerReference w:type="even" r:id="rId21"/>
-      <w:headerReference w:type="default" r:id="rId22"/>
-      <w:footerReference w:type="even" r:id="rId23"/>
-      <w:footerReference w:type="default" r:id="rId24"/>
-      <w:headerReference w:type="first" r:id="rId25"/>
-      <w:footerReference w:type="first" r:id="rId26"/>
+      <w:headerReference w:type="even" r:id="rId22"/>
+      <w:headerReference w:type="default" r:id="rId23"/>
+      <w:footerReference w:type="even" r:id="rId24"/>
+      <w:footerReference w:type="default" r:id="rId25"/>
+      <w:headerReference w:type="first" r:id="rId26"/>
+      <w:footerReference w:type="first" r:id="rId27"/>
       <w:pgSz w:w="11906" w:h="16838"/>
       <w:pgMar w:top="1440" w:right="1800" w:bottom="1440" w:left="1800" w:header="851" w:footer="992" w:gutter="0"/>
       <w:cols w:space="425"/>

--- a/rapport.docx
+++ b/rapport.docx
@@ -346,19 +346,11 @@
           <w:lang w:val="fr-FR"/>
         </w:rPr>
       </w:pPr>
-      <w:proofErr w:type="gramStart"/>
-      <w:r>
-        <w:rPr>
-          <w:lang w:val="fr-FR"/>
-        </w:rPr>
-        <w:t>augmente</w:t>
-      </w:r>
-      <w:proofErr w:type="gramEnd"/>
-      <w:r>
-        <w:rPr>
-          <w:lang w:val="fr-FR"/>
-        </w:rPr>
-        <w:t xml:space="preserve"> de manière significative à proximité des sites olympiques et des infrastructures de transport associées.</w:t>
+      <w:r>
+        <w:rPr>
+          <w:lang w:val="fr-FR"/>
+        </w:rPr>
+        <w:t>augmente de manière significative à proximité des sites olympiques et des infrastructures de transport associées.</w:t>
       </w:r>
     </w:p>
     <w:p>
@@ -464,17 +456,128 @@
           <w:rFonts w:hint="eastAsia"/>
           <w:lang w:val="fr-FR"/>
         </w:rPr>
-        <w:t>我的数据来自</w:t>
-      </w:r>
-      <w:proofErr w:type="spellStart"/>
-      <w:r>
-        <w:rPr>
-          <w:rFonts w:hint="eastAsia"/>
-          <w:lang w:val="fr-FR"/>
-        </w:rPr>
-        <w:t>inside</w:t>
-      </w:r>
-      <w:proofErr w:type="spellEnd"/>
+        <w:t>我的数据来自inside airbnb网站，选取了24年3,6,9月的数据，其中6月数据为主要的研究数据，3月和9月为对照组。因为2406的airbnb数据，正好在78月jo之前，是房东进入市场和房客预定房源的黄金阶段。</w:t>
+      </w:r>
+    </w:p>
+    <w:p>
+      <w:pPr>
+        <w:rPr>
+          <w:rFonts w:hint="eastAsia"/>
+          <w:lang w:val="fr-FR"/>
+        </w:rPr>
+      </w:pPr>
+      <w:r>
+        <w:rPr>
+          <w:rFonts w:hint="eastAsia"/>
+          <w:lang w:val="fr-FR"/>
+        </w:rPr>
+        <w:t>在进行清洗、计算和筛选之后三月</w:t>
+      </w:r>
+      <w:r>
+        <w:rPr>
+          <w:rFonts w:hint="eastAsia"/>
+          <w:lang w:val="fr-FR"/>
+        </w:rPr>
+        <w:t>包含了</w:t>
+      </w:r>
+      <w:r>
+        <w:t>40865</w:t>
+      </w:r>
+      <w:r>
+        <w:rPr>
+          <w:rFonts w:hint="eastAsia"/>
+        </w:rPr>
+        <w:t>条数据</w:t>
+      </w:r>
+      <w:r>
+        <w:rPr>
+          <w:rFonts w:hint="eastAsia"/>
+          <w:lang w:val="fr-FR"/>
+        </w:rPr>
+        <w:t>，六月</w:t>
+      </w:r>
+      <w:r>
+        <w:t>62738</w:t>
+      </w:r>
+      <w:r>
+        <w:rPr>
+          <w:rFonts w:hint="eastAsia"/>
+        </w:rPr>
+        <w:t>条，九月</w:t>
+      </w:r>
+      <w:r>
+        <w:t>48064</w:t>
+      </w:r>
+      <w:r>
+        <w:rPr>
+          <w:rFonts w:hint="eastAsia"/>
+        </w:rPr>
+        <w:t>条。</w:t>
+      </w:r>
+    </w:p>
+    <w:p>
+      <w:pPr>
+        <w:rPr>
+          <w:rFonts w:hint="eastAsia"/>
+          <w:lang w:val="fr-FR"/>
+        </w:rPr>
+      </w:pPr>
+      <w:r>
+        <w:rPr>
+          <w:rFonts w:hint="eastAsia"/>
+          <w:lang w:val="fr-FR"/>
+        </w:rPr>
+        <w:t>数据的地理范围在小巴黎之内，包含了logitude和latitude，非常</w:t>
+      </w:r>
+      <w:r>
+        <w:rPr>
+          <w:rFonts w:hint="eastAsia"/>
+          <w:lang w:val="fr-FR"/>
+        </w:rPr>
+        <w:t>适合按照区进行地理可视化</w:t>
+      </w:r>
+      <w:r>
+        <w:rPr>
+          <w:rFonts w:hint="eastAsia"/>
+          <w:lang w:val="fr-FR"/>
+        </w:rPr>
+        <w:t>。</w:t>
+      </w:r>
+    </w:p>
+    <w:p>
+      <w:pPr>
+        <w:rPr>
+          <w:rFonts w:hint="eastAsia"/>
+          <w:lang w:val="fr-FR"/>
+        </w:rPr>
+      </w:pPr>
+      <w:r>
+        <w:rPr>
+          <w:rFonts w:hint="eastAsia"/>
+          <w:lang w:val="fr-FR"/>
+        </w:rPr>
+        <w:t>此外，</w:t>
+      </w:r>
+      <w:r>
+        <w:rPr>
+          <w:rFonts w:hint="eastAsia"/>
+          <w:lang w:val="fr-FR"/>
+        </w:rPr>
+        <w:t>我们手动编辑了一个主要场馆的数据集，包括了</w:t>
+      </w:r>
+      <w:r>
+        <w:rPr>
+          <w:rFonts w:hint="eastAsia"/>
+          <w:lang w:val="fr-FR"/>
+        </w:rPr>
+        <w:t>小巴黎以内及周边地区的奥运场馆，包括 :</w:t>
+      </w:r>
+      <w:r>
+        <w:rPr>
+          <w:lang w:val="fr-FR"/>
+        </w:rPr>
+        <w:t>Stade de France,</w:t>
+      </w:r>
       <w:r>
         <w:rPr>
           <w:rFonts w:hint="eastAsia"/>
@@ -482,461 +585,221 @@
         </w:rPr>
         <w:t xml:space="preserve"> </w:t>
       </w:r>
-      <w:proofErr w:type="spellStart"/>
-      <w:r>
-        <w:rPr>
-          <w:rFonts w:hint="eastAsia"/>
+      <w:r>
+        <w:rPr>
+          <w:lang w:val="fr-FR"/>
+        </w:rPr>
+        <w:t>Paris Aquatic Centre,</w:t>
+      </w:r>
+      <w:r>
+        <w:rPr>
+          <w:rFonts w:hint="eastAsia"/>
+          <w:lang w:val="fr-FR"/>
+        </w:rPr>
+        <w:t xml:space="preserve"> </w:t>
+      </w:r>
+      <w:r>
+        <w:rPr>
+          <w:lang w:val="fr-FR"/>
+        </w:rPr>
+        <w:t>Porte de La Chapelle Arena,</w:t>
+      </w:r>
+      <w:r>
+        <w:rPr>
+          <w:rFonts w:hint="eastAsia"/>
+          <w:lang w:val="fr-FR"/>
+        </w:rPr>
+        <w:t xml:space="preserve"> </w:t>
+      </w:r>
+      <w:r>
+        <w:rPr>
+          <w:lang w:val="fr-FR"/>
+        </w:rPr>
+        <w:t>Paris La Défense Arena,</w:t>
+      </w:r>
+      <w:r>
+        <w:rPr>
+          <w:rFonts w:hint="eastAsia"/>
+          <w:lang w:val="fr-FR"/>
+        </w:rPr>
+        <w:t xml:space="preserve"> </w:t>
+      </w:r>
+      <w:r>
+        <w:rPr>
+          <w:lang w:val="fr-FR"/>
+        </w:rPr>
+        <w:t>Bercy Arena,</w:t>
+      </w:r>
+      <w:r>
+        <w:rPr>
+          <w:rFonts w:hint="eastAsia"/>
+          <w:lang w:val="fr-FR"/>
+        </w:rPr>
+        <w:t xml:space="preserve"> </w:t>
+      </w:r>
+      <w:r>
+        <w:rPr>
+          <w:lang w:val="fr-FR"/>
+        </w:rPr>
+        <w:t>Champ de Mars (Eiffel Tower area),</w:t>
+      </w:r>
+      <w:r>
+        <w:rPr>
+          <w:rFonts w:hint="eastAsia"/>
+          <w:lang w:val="fr-FR"/>
+        </w:rPr>
+        <w:t xml:space="preserve"> </w:t>
+      </w:r>
+      <w:r>
+        <w:rPr>
+          <w:lang w:val="fr-FR"/>
+        </w:rPr>
+        <w:t>Grand Palais,</w:t>
+      </w:r>
+      <w:r>
+        <w:rPr>
+          <w:rFonts w:hint="eastAsia"/>
+          <w:lang w:val="fr-FR"/>
+        </w:rPr>
+        <w:t xml:space="preserve"> </w:t>
+      </w:r>
+      <w:r>
+        <w:rPr>
+          <w:lang w:val="fr-FR"/>
+        </w:rPr>
+        <w:t>Les Invalides</w:t>
+      </w:r>
+      <w:r>
+        <w:rPr>
+          <w:rFonts w:hint="eastAsia"/>
+          <w:lang w:val="fr-FR"/>
+        </w:rPr>
+        <w:t xml:space="preserve">. </w:t>
+      </w:r>
+    </w:p>
+    <w:p>
+      <w:pPr>
+        <w:rPr>
+          <w:rFonts w:hint="eastAsia"/>
+          <w:lang w:val="fr-FR"/>
+        </w:rPr>
+      </w:pPr>
+    </w:p>
+    <w:p>
+      <w:pPr>
+        <w:rPr>
+          <w:rFonts w:hint="eastAsia"/>
+          <w:lang w:val="fr-FR"/>
+        </w:rPr>
+      </w:pPr>
+    </w:p>
+    <w:p>
+      <w:pPr>
+        <w:rPr>
+          <w:rFonts w:hint="eastAsia"/>
+          <w:lang w:val="fr-FR"/>
+        </w:rPr>
+      </w:pPr>
+    </w:p>
+    <w:p>
+      <w:pPr>
+        <w:pStyle w:val="1"/>
+        <w:rPr>
+          <w:rFonts w:hint="eastAsia"/>
+          <w:lang w:val="fr-FR"/>
+        </w:rPr>
+      </w:pPr>
+      <w:r>
+        <w:rPr>
+          <w:rFonts w:hint="eastAsia"/>
+          <w:lang w:val="fr-FR"/>
+        </w:rPr>
+        <w:t>M</w:t>
+      </w:r>
+      <w:r>
+        <w:rPr>
+          <w:lang w:val="fr-FR"/>
+        </w:rPr>
+        <w:t>éthodologie :</w:t>
+      </w:r>
+    </w:p>
+    <w:p>
+      <w:pPr>
+        <w:rPr>
+          <w:rFonts w:hint="eastAsia"/>
+          <w:lang w:val="fr-FR"/>
+        </w:rPr>
+      </w:pPr>
+    </w:p>
+    <w:p>
+      <w:pPr>
+        <w:rPr>
+          <w:rFonts w:hint="eastAsia"/>
+          <w:lang w:val="fr-FR"/>
+        </w:rPr>
+      </w:pPr>
+      <w:r>
+        <w:rPr>
+          <w:rFonts w:hint="eastAsia"/>
+          <w:lang w:val="fr-FR"/>
+        </w:rPr>
+        <w:t>处理数据：</w:t>
+      </w:r>
+    </w:p>
+    <w:p>
+      <w:pPr>
+        <w:rPr>
+          <w:rFonts w:hint="eastAsia"/>
+          <w:lang w:val="fr-FR"/>
+        </w:rPr>
+      </w:pPr>
+      <w:r>
+        <w:rPr>
+          <w:rFonts w:hint="eastAsia"/>
+          <w:lang w:val="fr-FR"/>
+        </w:rPr>
+        <w:lastRenderedPageBreak/>
+        <w:t>对比2403和2406的数据，我标记出了不存在于2403但存在2406中的房东为reactive</w:t>
+      </w:r>
+      <w:r>
+        <w:rPr>
+          <w:lang w:val="fr-FR"/>
+        </w:rPr>
+        <w:t xml:space="preserve">_host, </w:t>
+      </w:r>
+      <w:r>
+        <w:rPr>
+          <w:rFonts w:hint="eastAsia"/>
+          <w:lang w:val="fr-FR"/>
+        </w:rPr>
+        <w:t>根据</w:t>
+      </w:r>
+      <w:r>
+        <w:rPr>
+          <w:rFonts w:hint="eastAsia"/>
+          <w:lang w:val="fr-FR"/>
+        </w:rPr>
+        <w:t>host</w:t>
+      </w:r>
+      <w:r>
+        <w:rPr>
+          <w:lang w:val="fr-FR"/>
+        </w:rPr>
+        <w:t>_since</w:t>
+      </w:r>
+      <w:r>
+        <w:rPr>
+          <w:rFonts w:hint="eastAsia"/>
+          <w:lang w:val="fr-FR"/>
+        </w:rPr>
+        <w:t>列，标记出了在24年刚刚进入</w:t>
+      </w:r>
+      <w:r>
+        <w:rPr>
           <w:lang w:val="fr-FR"/>
         </w:rPr>
         <w:t>airbnb</w:t>
       </w:r>
-      <w:proofErr w:type="spellEnd"/>
-      <w:r>
-        <w:rPr>
-          <w:rFonts w:hint="eastAsia"/>
-          <w:lang w:val="fr-FR"/>
-        </w:rPr>
-        <w:t>网站，选取了24年3,6,9月的数据，其中6月数据为主要的研究数据，3月和9月为对照组。因为2406的</w:t>
-      </w:r>
-      <w:proofErr w:type="spellStart"/>
-      <w:r>
-        <w:rPr>
-          <w:rFonts w:hint="eastAsia"/>
-          <w:lang w:val="fr-FR"/>
-        </w:rPr>
-        <w:t>airbnb</w:t>
-      </w:r>
-      <w:proofErr w:type="spellEnd"/>
-      <w:r>
-        <w:rPr>
-          <w:rFonts w:hint="eastAsia"/>
-          <w:lang w:val="fr-FR"/>
-        </w:rPr>
-        <w:t>数据，正好在</w:t>
-      </w:r>
-      <w:proofErr w:type="gramStart"/>
-      <w:r>
-        <w:rPr>
-          <w:rFonts w:hint="eastAsia"/>
-          <w:lang w:val="fr-FR"/>
-        </w:rPr>
-        <w:t>78</w:t>
-      </w:r>
-      <w:proofErr w:type="gramEnd"/>
-      <w:r>
-        <w:rPr>
-          <w:rFonts w:hint="eastAsia"/>
-          <w:lang w:val="fr-FR"/>
-        </w:rPr>
-        <w:t>月</w:t>
-      </w:r>
-      <w:proofErr w:type="spellStart"/>
-      <w:r>
-        <w:rPr>
-          <w:rFonts w:hint="eastAsia"/>
-          <w:lang w:val="fr-FR"/>
-        </w:rPr>
-        <w:t>jo</w:t>
-      </w:r>
-      <w:proofErr w:type="spellEnd"/>
-      <w:r>
-        <w:rPr>
-          <w:rFonts w:hint="eastAsia"/>
-          <w:lang w:val="fr-FR"/>
-        </w:rPr>
-        <w:t>之前，是房东进入市场和房客预定房源的黄金阶段。</w:t>
-      </w:r>
-    </w:p>
-    <w:p>
-      <w:pPr>
-        <w:rPr>
-          <w:rFonts w:hint="eastAsia"/>
-          <w:lang w:val="fr-FR"/>
-        </w:rPr>
-      </w:pPr>
-      <w:r>
-        <w:rPr>
-          <w:rFonts w:hint="eastAsia"/>
-          <w:lang w:val="fr-FR"/>
-        </w:rPr>
-        <w:t>在进行清洗、计算和筛选之后三月</w:t>
-      </w:r>
-      <w:r>
-        <w:rPr>
-          <w:rFonts w:hint="eastAsia"/>
-          <w:lang w:val="fr-FR"/>
-        </w:rPr>
-        <w:t>包含了</w:t>
-      </w:r>
-      <w:r>
-        <w:t>40865</w:t>
-      </w:r>
-      <w:r>
-        <w:rPr>
-          <w:rFonts w:hint="eastAsia"/>
-        </w:rPr>
-        <w:t>条数据</w:t>
-      </w:r>
-      <w:r>
-        <w:rPr>
-          <w:rFonts w:hint="eastAsia"/>
-          <w:lang w:val="fr-FR"/>
-        </w:rPr>
-        <w:t>，六月</w:t>
-      </w:r>
-      <w:r>
-        <w:t>62738</w:t>
-      </w:r>
-      <w:r>
-        <w:rPr>
-          <w:rFonts w:hint="eastAsia"/>
-        </w:rPr>
-        <w:t>条，九月</w:t>
-      </w:r>
-      <w:r>
-        <w:t>48064</w:t>
-      </w:r>
-      <w:r>
-        <w:rPr>
-          <w:rFonts w:hint="eastAsia"/>
-        </w:rPr>
-        <w:t>条。</w:t>
-      </w:r>
-    </w:p>
-    <w:p>
-      <w:pPr>
-        <w:rPr>
-          <w:rFonts w:hint="eastAsia"/>
-          <w:lang w:val="fr-FR"/>
-        </w:rPr>
-      </w:pPr>
-      <w:r>
-        <w:rPr>
-          <w:rFonts w:hint="eastAsia"/>
-          <w:lang w:val="fr-FR"/>
-        </w:rPr>
-        <w:t>数据的地理范围在小巴黎之内，包含了</w:t>
-      </w:r>
-      <w:proofErr w:type="spellStart"/>
-      <w:r>
-        <w:rPr>
-          <w:rFonts w:hint="eastAsia"/>
-          <w:lang w:val="fr-FR"/>
-        </w:rPr>
-        <w:t>logitude</w:t>
-      </w:r>
-      <w:proofErr w:type="spellEnd"/>
-      <w:r>
-        <w:rPr>
-          <w:rFonts w:hint="eastAsia"/>
-          <w:lang w:val="fr-FR"/>
-        </w:rPr>
-        <w:t>和latitude，非常</w:t>
-      </w:r>
-      <w:r>
-        <w:rPr>
-          <w:rFonts w:hint="eastAsia"/>
-          <w:lang w:val="fr-FR"/>
-        </w:rPr>
-        <w:t>适合按照区进行地理可视化</w:t>
-      </w:r>
-      <w:r>
-        <w:rPr>
-          <w:rFonts w:hint="eastAsia"/>
-          <w:lang w:val="fr-FR"/>
-        </w:rPr>
-        <w:t>。</w:t>
-      </w:r>
-    </w:p>
-    <w:p>
-      <w:pPr>
-        <w:rPr>
-          <w:rFonts w:hint="eastAsia"/>
-          <w:lang w:val="fr-FR"/>
-        </w:rPr>
-      </w:pPr>
-      <w:r>
-        <w:rPr>
-          <w:rFonts w:hint="eastAsia"/>
-          <w:lang w:val="fr-FR"/>
-        </w:rPr>
-        <w:t>此外，</w:t>
-      </w:r>
-      <w:r>
-        <w:rPr>
-          <w:rFonts w:hint="eastAsia"/>
-          <w:lang w:val="fr-FR"/>
-        </w:rPr>
-        <w:t>我们手动编辑了一个主要场馆的数据集，包括了</w:t>
-      </w:r>
-      <w:r>
-        <w:rPr>
-          <w:rFonts w:hint="eastAsia"/>
-          <w:lang w:val="fr-FR"/>
-        </w:rPr>
-        <w:t>小巴黎以内及周边地区的奥运场馆，包括 :</w:t>
-      </w:r>
-      <w:r>
-        <w:rPr>
-          <w:lang w:val="fr-FR"/>
-        </w:rPr>
-        <w:t>Stade de France,</w:t>
-      </w:r>
-      <w:r>
-        <w:rPr>
-          <w:rFonts w:hint="eastAsia"/>
-          <w:lang w:val="fr-FR"/>
-        </w:rPr>
-        <w:t xml:space="preserve"> </w:t>
-      </w:r>
-      <w:r>
-        <w:rPr>
-          <w:lang w:val="fr-FR"/>
-        </w:rPr>
-        <w:t xml:space="preserve">Paris </w:t>
-      </w:r>
-      <w:proofErr w:type="spellStart"/>
-      <w:r>
-        <w:rPr>
-          <w:lang w:val="fr-FR"/>
-        </w:rPr>
-        <w:t>Aquatic</w:t>
-      </w:r>
-      <w:proofErr w:type="spellEnd"/>
-      <w:r>
-        <w:rPr>
-          <w:lang w:val="fr-FR"/>
-        </w:rPr>
-        <w:t xml:space="preserve"> Centre,</w:t>
-      </w:r>
-      <w:r>
-        <w:rPr>
-          <w:rFonts w:hint="eastAsia"/>
-          <w:lang w:val="fr-FR"/>
-        </w:rPr>
-        <w:t xml:space="preserve"> </w:t>
-      </w:r>
-      <w:r>
-        <w:rPr>
-          <w:lang w:val="fr-FR"/>
-        </w:rPr>
-        <w:t>Porte de La Chapelle Arena,</w:t>
-      </w:r>
-      <w:r>
-        <w:rPr>
-          <w:rFonts w:hint="eastAsia"/>
-          <w:lang w:val="fr-FR"/>
-        </w:rPr>
-        <w:t xml:space="preserve"> </w:t>
-      </w:r>
-      <w:r>
-        <w:rPr>
-          <w:lang w:val="fr-FR"/>
-        </w:rPr>
-        <w:t>Paris La Défense Arena,</w:t>
-      </w:r>
-      <w:r>
-        <w:rPr>
-          <w:rFonts w:hint="eastAsia"/>
-          <w:lang w:val="fr-FR"/>
-        </w:rPr>
-        <w:t xml:space="preserve"> </w:t>
-      </w:r>
-      <w:r>
-        <w:rPr>
-          <w:lang w:val="fr-FR"/>
-        </w:rPr>
-        <w:t>Bercy Arena,</w:t>
-      </w:r>
-      <w:r>
-        <w:rPr>
-          <w:rFonts w:hint="eastAsia"/>
-          <w:lang w:val="fr-FR"/>
-        </w:rPr>
-        <w:t xml:space="preserve"> </w:t>
-      </w:r>
-      <w:r>
-        <w:rPr>
-          <w:lang w:val="fr-FR"/>
-        </w:rPr>
-        <w:t>Champ de Mars (Eiffel Tower area),</w:t>
-      </w:r>
-      <w:r>
-        <w:rPr>
-          <w:rFonts w:hint="eastAsia"/>
-          <w:lang w:val="fr-FR"/>
-        </w:rPr>
-        <w:t xml:space="preserve"> </w:t>
-      </w:r>
-      <w:r>
-        <w:rPr>
-          <w:lang w:val="fr-FR"/>
-        </w:rPr>
-        <w:t>Grand Palais,</w:t>
-      </w:r>
-      <w:r>
-        <w:rPr>
-          <w:rFonts w:hint="eastAsia"/>
-          <w:lang w:val="fr-FR"/>
-        </w:rPr>
-        <w:t xml:space="preserve"> </w:t>
-      </w:r>
-      <w:r>
-        <w:rPr>
-          <w:lang w:val="fr-FR"/>
-        </w:rPr>
-        <w:t>Les Invalides</w:t>
-      </w:r>
-      <w:r>
-        <w:rPr>
-          <w:rFonts w:hint="eastAsia"/>
-          <w:lang w:val="fr-FR"/>
-        </w:rPr>
-        <w:t xml:space="preserve">. </w:t>
-      </w:r>
-    </w:p>
-    <w:p>
-      <w:pPr>
-        <w:rPr>
-          <w:rFonts w:hint="eastAsia"/>
-          <w:lang w:val="fr-FR"/>
-        </w:rPr>
-      </w:pPr>
-    </w:p>
-    <w:p>
-      <w:pPr>
-        <w:rPr>
-          <w:rFonts w:hint="eastAsia"/>
-          <w:lang w:val="fr-FR"/>
-        </w:rPr>
-      </w:pPr>
-    </w:p>
-    <w:p>
-      <w:pPr>
-        <w:rPr>
-          <w:rFonts w:hint="eastAsia"/>
-          <w:lang w:val="fr-FR"/>
-        </w:rPr>
-      </w:pPr>
-    </w:p>
-    <w:p>
-      <w:pPr>
-        <w:pStyle w:val="1"/>
-        <w:rPr>
-          <w:rFonts w:hint="eastAsia"/>
-          <w:lang w:val="fr-FR"/>
-        </w:rPr>
-      </w:pPr>
-      <w:r>
-        <w:rPr>
-          <w:rFonts w:hint="eastAsia"/>
-          <w:lang w:val="fr-FR"/>
-        </w:rPr>
-        <w:t>M</w:t>
-      </w:r>
-      <w:r>
-        <w:rPr>
-          <w:lang w:val="fr-FR"/>
-        </w:rPr>
-        <w:t>éthodologie :</w:t>
-      </w:r>
-    </w:p>
-    <w:p>
-      <w:pPr>
-        <w:rPr>
-          <w:rFonts w:hint="eastAsia"/>
-          <w:lang w:val="fr-FR"/>
-        </w:rPr>
-      </w:pPr>
-    </w:p>
-    <w:p>
-      <w:pPr>
-        <w:rPr>
-          <w:rFonts w:hint="eastAsia"/>
-          <w:lang w:val="fr-FR"/>
-        </w:rPr>
-      </w:pPr>
-      <w:r>
-        <w:rPr>
-          <w:rFonts w:hint="eastAsia"/>
-          <w:lang w:val="fr-FR"/>
-        </w:rPr>
-        <w:t>处理数据：</w:t>
-      </w:r>
-    </w:p>
-    <w:p>
-      <w:pPr>
-        <w:rPr>
-          <w:rFonts w:hint="eastAsia"/>
-          <w:lang w:val="fr-FR"/>
-        </w:rPr>
-      </w:pPr>
-      <w:r>
-        <w:rPr>
-          <w:rFonts w:hint="eastAsia"/>
-          <w:lang w:val="fr-FR"/>
-        </w:rPr>
-        <w:lastRenderedPageBreak/>
-        <w:t>对比2403和2406的数据，我标记出了不存在于2403但存在2406中的房东为</w:t>
-      </w:r>
-      <w:proofErr w:type="spellStart"/>
-      <w:r>
-        <w:rPr>
-          <w:rFonts w:hint="eastAsia"/>
-          <w:lang w:val="fr-FR"/>
-        </w:rPr>
-        <w:t>reactive</w:t>
-      </w:r>
-      <w:r>
-        <w:rPr>
-          <w:lang w:val="fr-FR"/>
-        </w:rPr>
-        <w:t>_host</w:t>
-      </w:r>
-      <w:proofErr w:type="spellEnd"/>
-      <w:r>
-        <w:rPr>
-          <w:lang w:val="fr-FR"/>
-        </w:rPr>
-        <w:t xml:space="preserve">, </w:t>
-      </w:r>
-      <w:r>
-        <w:rPr>
-          <w:rFonts w:hint="eastAsia"/>
-          <w:lang w:val="fr-FR"/>
-        </w:rPr>
-        <w:t>根据</w:t>
-      </w:r>
-      <w:proofErr w:type="spellStart"/>
-      <w:r>
-        <w:rPr>
-          <w:rFonts w:hint="eastAsia"/>
-          <w:lang w:val="fr-FR"/>
-        </w:rPr>
-        <w:t>host</w:t>
-      </w:r>
-      <w:r>
-        <w:rPr>
-          <w:lang w:val="fr-FR"/>
-        </w:rPr>
-        <w:t>_since</w:t>
-      </w:r>
-      <w:proofErr w:type="spellEnd"/>
-      <w:r>
-        <w:rPr>
-          <w:rFonts w:hint="eastAsia"/>
-          <w:lang w:val="fr-FR"/>
-        </w:rPr>
-        <w:t>列，标记出了在24年刚刚进入</w:t>
-      </w:r>
-      <w:proofErr w:type="spellStart"/>
-      <w:r>
-        <w:rPr>
-          <w:lang w:val="fr-FR"/>
-        </w:rPr>
-        <w:t>airbnb</w:t>
-      </w:r>
-      <w:proofErr w:type="spellEnd"/>
       <w:r>
         <w:rPr>
           <w:rFonts w:hint="eastAsia"/>
@@ -984,28 +847,13 @@
           <w:rFonts w:hint="eastAsia"/>
           <w:lang w:val="fr-FR"/>
         </w:rPr>
-        <w:t>的</w:t>
-      </w:r>
-      <w:proofErr w:type="spellStart"/>
-      <w:r>
-        <w:rPr>
-          <w:rFonts w:hint="eastAsia"/>
-          <w:lang w:val="fr-FR"/>
-        </w:rPr>
-        <w:t>host</w:t>
-      </w:r>
-      <w:r>
-        <w:rPr>
-          <w:lang w:val="fr-FR"/>
-        </w:rPr>
-        <w:t>_about</w:t>
-      </w:r>
-      <w:proofErr w:type="spellEnd"/>
-      <w:r>
-        <w:rPr>
-          <w:lang w:val="fr-FR"/>
-        </w:rPr>
-        <w:t>,</w:t>
+        <w:t>的host</w:t>
+      </w:r>
+      <w:r>
+        <w:rPr>
+          <w:lang w:val="fr-FR"/>
+        </w:rPr>
+        <w:t>_about,</w:t>
       </w:r>
       <w:r>
         <w:rPr>
@@ -1040,15 +888,7 @@
           <w:rFonts w:hint="eastAsia"/>
           <w:lang w:val="fr-FR"/>
         </w:rPr>
-        <w:t>的</w:t>
-      </w:r>
-      <w:proofErr w:type="spellStart"/>
-      <w:r>
-        <w:rPr>
-          <w:rFonts w:hint="eastAsia"/>
-          <w:lang w:val="fr-FR"/>
-        </w:rPr>
-        <w:t>host</w:t>
+        <w:t>的host</w:t>
       </w:r>
       <w:r>
         <w:rPr>
@@ -1056,7 +896,6 @@
         </w:rPr>
         <w:t>_picture_url</w:t>
       </w:r>
-      <w:proofErr w:type="spellEnd"/>
       <w:r>
         <w:rPr>
           <w:rFonts w:hint="eastAsia"/>
@@ -1079,7 +918,6 @@
           <w:lang w:val="fr-FR"/>
         </w:rPr>
       </w:pPr>
-      <w:proofErr w:type="spellStart"/>
       <w:r>
         <w:rPr>
           <w:rFonts w:hint="eastAsia"/>
@@ -1093,7 +931,6 @@
         </w:rPr>
         <w:t>_changed</w:t>
       </w:r>
-      <w:proofErr w:type="spellEnd"/>
       <w:r>
         <w:rPr>
           <w:rFonts w:hint="eastAsia"/>
@@ -1136,15 +973,7 @@
           <w:rFonts w:hint="eastAsia"/>
           <w:lang w:val="fr-FR"/>
         </w:rPr>
-        <w:t>对比2406/2409的数据，根据</w:t>
-      </w:r>
-      <w:proofErr w:type="spellStart"/>
-      <w:r>
-        <w:rPr>
-          <w:rFonts w:hint="eastAsia"/>
-          <w:lang w:val="fr-FR"/>
-        </w:rPr>
-        <w:t>number</w:t>
+        <w:t>对比2406/2409的数据，根据number</w:t>
       </w:r>
       <w:r>
         <w:rPr>
@@ -1152,45 +981,12 @@
         </w:rPr>
         <w:t>_of_reviews</w:t>
       </w:r>
-      <w:proofErr w:type="spellEnd"/>
-      <w:r>
-        <w:rPr>
-          <w:rFonts w:hint="eastAsia"/>
-          <w:lang w:val="fr-FR"/>
-        </w:rPr>
-        <w:t>计算得到</w:t>
-      </w:r>
-      <w:proofErr w:type="gramStart"/>
-      <w:r>
-        <w:rPr>
-          <w:rFonts w:hint="eastAsia"/>
-          <w:lang w:val="fr-FR"/>
-        </w:rPr>
-        <w:t>789</w:t>
-      </w:r>
-      <w:proofErr w:type="gramEnd"/>
-      <w:r>
-        <w:rPr>
-          <w:rFonts w:hint="eastAsia"/>
-          <w:lang w:val="fr-FR"/>
-        </w:rPr>
-        <w:t>月房东获得的评论数，约等于房东在</w:t>
-      </w:r>
-      <w:proofErr w:type="spellStart"/>
-      <w:r>
-        <w:rPr>
-          <w:rFonts w:hint="eastAsia"/>
-          <w:lang w:val="fr-FR"/>
-        </w:rPr>
-        <w:t>jo</w:t>
-      </w:r>
-      <w:proofErr w:type="spellEnd"/>
-      <w:r>
-        <w:rPr>
-          <w:rFonts w:hint="eastAsia"/>
-          <w:lang w:val="fr-FR"/>
-        </w:rPr>
-        <w:t>期间预定数量，并考虑了评论延迟的可能性。</w:t>
+      <w:r>
+        <w:rPr>
+          <w:rFonts w:hint="eastAsia"/>
+          <w:lang w:val="fr-FR"/>
+        </w:rPr>
+        <w:t>计算得到789月房东获得的评论数，约等于房东在jo期间预定数量，并考虑了评论延迟的可能性。</w:t>
       </w:r>
     </w:p>
     <w:p>
@@ -1365,7 +1161,6 @@
           <w:lang w:val="fr-FR"/>
         </w:rPr>
       </w:pPr>
-      <w:proofErr w:type="spellStart"/>
       <w:r>
         <w:rPr>
           <w:rFonts w:hint="eastAsia"/>
@@ -1377,14 +1172,7 @@
         <w:rPr>
           <w:lang w:val="fr-FR"/>
         </w:rPr>
-        <w:t>esc</w:t>
-      </w:r>
-      <w:proofErr w:type="spellEnd"/>
-      <w:r>
-        <w:rPr>
-          <w:lang w:val="fr-FR"/>
-        </w:rPr>
-        <w:t> :</w:t>
+        <w:t>esc :</w:t>
       </w:r>
     </w:p>
     <w:p>
@@ -1406,6 +1194,7 @@
     <w:p>
       <w:pPr>
         <w:rPr>
+          <w:rFonts w:hint="eastAsia"/>
           <w:lang w:val="fr-FR"/>
         </w:rPr>
       </w:pPr>
@@ -1418,27 +1207,12 @@
           <w:numId w:val="5"/>
         </w:numPr>
         <w:rPr>
-          <w:lang w:val="fr-FR"/>
-        </w:rPr>
-      </w:pPr>
-      <w:r>
-        <w:t>房东密度对比：3月到6月房东数量在各个区都有上涨，尤其是在15到18区，最高可到</w:t>
-      </w:r>
-      <w:proofErr w:type="gramStart"/>
-      <w:r>
-        <w:t>到</w:t>
-      </w:r>
-      <w:proofErr w:type="gramEnd"/>
-      <w:r>
-        <w:t>6k以上的房源数，9月份是房东数量又有所回落，基本与3月持平，说明是jo刺激了</w:t>
-      </w:r>
-      <w:proofErr w:type="gramStart"/>
-      <w:r>
-        <w:t>爱彼迎市场</w:t>
-      </w:r>
-      <w:proofErr w:type="gramEnd"/>
-      <w:r>
-        <w:t>的容量发生了暂时性的改变，</w:t>
+          <w:rFonts w:hint="eastAsia"/>
+          <w:lang w:val="fr-FR"/>
+        </w:rPr>
+      </w:pPr>
+      <w:r>
+        <w:t>房东密度对比：3月到6月房东数量在各个区都有上涨，尤其是在15到18区，最高可到到6k以上的房源数，9月份是房东数量又有所回落，基本与3月持平，说明是jo刺激了爱彼迎市场的容量发生了暂时性的改变，</w:t>
       </w:r>
     </w:p>
     <w:p>
@@ -1449,27 +1223,12 @@
           <w:numId w:val="5"/>
         </w:numPr>
         <w:rPr>
-          <w:lang w:val="fr-FR"/>
-        </w:rPr>
-      </w:pPr>
-      <w:r>
-        <w:t>价格对比：3-6月的价格涨幅在7-9，16</w:t>
-      </w:r>
-      <w:proofErr w:type="gramStart"/>
-      <w:r>
-        <w:t>区非常</w:t>
-      </w:r>
-      <w:proofErr w:type="gramEnd"/>
-      <w:r>
-        <w:t>明显，甚至达到了100以上，其他区域只有</w:t>
-      </w:r>
-      <w:proofErr w:type="gramStart"/>
-      <w:r>
-        <w:t>有</w:t>
-      </w:r>
-      <w:proofErr w:type="gramEnd"/>
-      <w:r>
-        <w:t>轻微上涨30-50左右，甚至在13区出现了下降。到了9月份，7-9+16区的价格就产生了回落，但仍然比3月份略高。</w:t>
+          <w:rFonts w:hint="eastAsia"/>
+          <w:lang w:val="fr-FR"/>
+        </w:rPr>
+      </w:pPr>
+      <w:r>
+        <w:t>价格对比：3-6月的价格涨幅在7-9，16区非常明显，甚至达到了100以上，其他区域只有有轻微上涨30-50左右，甚至在13区出现了下降。到了9月份，7-9+16区的价格就产生了回落，但仍然比3月份略高。</w:t>
       </w:r>
     </w:p>
     <w:p>
@@ -1480,32 +1239,18 @@
           <w:numId w:val="5"/>
         </w:numPr>
         <w:rPr>
-          <w:lang w:val="fr-FR"/>
-        </w:rPr>
-      </w:pPr>
-      <w:r>
-        <w:t>3）6月未来90天的预订率的显著上升了，从40天左右上升到了50天，这个指标很好的覆盖率</w:t>
-      </w:r>
-      <w:proofErr w:type="gramStart"/>
-      <w:r>
-        <w:t>678</w:t>
-      </w:r>
-      <w:proofErr w:type="gramEnd"/>
-      <w:r>
-        <w:t>月，也就是JO的时期，我们可以看到房东准备开放更多的天数来迎接因为jo到来的游客，但导</w:t>
-      </w:r>
-      <w:proofErr w:type="gramStart"/>
-      <w:r>
-        <w:t>览</w:t>
-      </w:r>
-      <w:proofErr w:type="gramEnd"/>
-      <w:r>
-        <w:t>9月，即便房东房源减少了很多，价格也回落了，但可预订天数却没有回落，它的变化也出现了区域分别：核心区域的可预订天数仅仅略微减少1-3天，小巴黎周边区域11-20区天数却显示进一步增加2-4天。</w:t>
-      </w:r>
-    </w:p>
-    <w:p>
-      <w:pPr>
-        <w:rPr>
+          <w:rFonts w:hint="eastAsia"/>
+          <w:lang w:val="fr-FR"/>
+        </w:rPr>
+      </w:pPr>
+      <w:r>
+        <w:t>3）6月未来90天的预订率的显著上升了，从40天左右上升到了50天，这个指标很好的覆盖率678月，也就是JO的时期，我们可以看到房东准备开放更多的天数来迎接因为jo到来的游客，但导览9月，即便房东房源减少了很多，价格也回落了，但可预订天数却没有回落，它的变化也出现了区域分别：核心区域的可预订天数仅仅略微减少1-3天，小巴黎周边区域11-20区天数却显示进一步增加2-4天。</w:t>
+      </w:r>
+    </w:p>
+    <w:p>
+      <w:pPr>
+        <w:rPr>
+          <w:rFonts w:hint="eastAsia"/>
           <w:lang w:val="fr-FR"/>
         </w:rPr>
       </w:pPr>
@@ -1740,23 +1485,7 @@
           <w:rFonts w:hint="eastAsia"/>
           <w:lang w:val="fr-FR"/>
         </w:rPr>
-        <w:t>可预订天数反而上涨了，说明房东选择在</w:t>
-      </w:r>
-      <w:proofErr w:type="spellStart"/>
-      <w:r>
-        <w:rPr>
-          <w:rFonts w:hint="eastAsia"/>
-          <w:lang w:val="fr-FR"/>
-        </w:rPr>
-        <w:t>jo</w:t>
-      </w:r>
-      <w:proofErr w:type="spellEnd"/>
-      <w:r>
-        <w:rPr>
-          <w:rFonts w:hint="eastAsia"/>
-          <w:lang w:val="fr-FR"/>
-        </w:rPr>
-        <w:t>前开放更多的天数。</w:t>
+        <w:t>可预订天数反而上涨了，说明房东选择在jo前开放更多的天数。</w:t>
       </w:r>
     </w:p>
     <w:p>
@@ -2127,23 +1856,7 @@
           <w:rFonts w:hint="eastAsia"/>
           <w:lang w:val="fr-FR"/>
         </w:rPr>
-        <w:t>变化房东中新/复活房东的比例高，且集中在周边地区（==pro/</w:t>
-      </w:r>
-      <w:proofErr w:type="spellStart"/>
-      <w:r>
-        <w:rPr>
-          <w:rFonts w:hint="eastAsia"/>
-          <w:lang w:val="fr-FR"/>
-        </w:rPr>
-        <w:t>superhost</w:t>
-      </w:r>
-      <w:proofErr w:type="spellEnd"/>
-      <w:r>
-        <w:rPr>
-          <w:rFonts w:hint="eastAsia"/>
-          <w:lang w:val="fr-FR"/>
-        </w:rPr>
-        <w:t>少，说明他们更加稳定）</w:t>
+        <w:t>变化房东中新/复活房东的比例高，且集中在周边地区（==pro/superhost少，说明他们更加稳定）</w:t>
       </w:r>
     </w:p>
     <w:p>
@@ -2228,33 +1941,8 @@
           <w:rFonts w:hint="eastAsia"/>
           <w:lang w:val="fr-FR"/>
         </w:rPr>
-        <w:t>核心区域因为饱和而无法增加，呈现出更多的改变</w:t>
-      </w:r>
-      <w:proofErr w:type="spellStart"/>
-      <w:r>
-        <w:rPr>
-          <w:rFonts w:hint="eastAsia"/>
-          <w:lang w:val="fr-FR"/>
-        </w:rPr>
-        <w:t>sp</w:t>
-      </w:r>
-      <w:proofErr w:type="spellEnd"/>
-      <w:r>
-        <w:rPr>
-          <w:rFonts w:hint="eastAsia"/>
-          <w:lang w:val="fr-FR"/>
-        </w:rPr>
-        <w:t>策略，来迎接</w:t>
-      </w:r>
-      <w:proofErr w:type="spellStart"/>
-      <w:r>
-        <w:rPr>
-          <w:rFonts w:hint="eastAsia"/>
-          <w:lang w:val="fr-FR"/>
-        </w:rPr>
-        <w:t>jo</w:t>
-      </w:r>
-      <w:proofErr w:type="spellEnd"/>
+        <w:t>核心区域因为饱和而无法增加，呈现出更多的改变sp策略，来迎接jo</w:t>
+      </w:r>
     </w:p>
     <w:p>
       <w:pPr>
@@ -2515,23 +2203,7 @@
           <w:rFonts w:hint="eastAsia"/>
           <w:lang w:val="fr-FR"/>
         </w:rPr>
-        <w:t>，并没有因为</w:t>
-      </w:r>
-      <w:proofErr w:type="spellStart"/>
-      <w:r>
-        <w:rPr>
-          <w:rFonts w:hint="eastAsia"/>
-          <w:lang w:val="fr-FR"/>
-        </w:rPr>
-        <w:t>jo</w:t>
-      </w:r>
-      <w:proofErr w:type="spellEnd"/>
-      <w:r>
-        <w:rPr>
-          <w:rFonts w:hint="eastAsia"/>
-          <w:lang w:val="fr-FR"/>
-        </w:rPr>
-        <w:t>而大幅度上传</w:t>
+        <w:t>，并没有因为jo而大幅度上传</w:t>
       </w:r>
     </w:p>
     <w:p>
@@ -2838,28 +2510,18 @@
         </w:rPr>
         <w:t>通过检查房东的description，</w:t>
       </w:r>
-      <w:proofErr w:type="spellStart"/>
       <w:r>
         <w:rPr>
           <w:lang w:val="fr-FR"/>
         </w:rPr>
         <w:t>neighborviews_overview</w:t>
       </w:r>
-      <w:proofErr w:type="spellEnd"/>
-      <w:r>
-        <w:rPr>
-          <w:rFonts w:hint="eastAsia"/>
-          <w:lang w:val="fr-FR"/>
-        </w:rPr>
-        <w:t>，</w:t>
-      </w:r>
-      <w:proofErr w:type="spellStart"/>
-      <w:r>
-        <w:rPr>
-          <w:rFonts w:hint="eastAsia"/>
-          <w:lang w:val="fr-FR"/>
-        </w:rPr>
-        <w:t>host</w:t>
+      <w:r>
+        <w:rPr>
+          <w:rFonts w:hint="eastAsia"/>
+          <w:lang w:val="fr-FR"/>
+        </w:rPr>
+        <w:t>，host</w:t>
       </w:r>
       <w:r>
         <w:rPr>
@@ -2867,45 +2529,12 @@
         </w:rPr>
         <w:t>_about</w:t>
       </w:r>
-      <w:proofErr w:type="spellEnd"/>
-      <w:r>
-        <w:rPr>
-          <w:rFonts w:hint="eastAsia"/>
-          <w:lang w:val="fr-FR"/>
-        </w:rPr>
-        <w:t>我们确实发现很多房东表示将自己的房子特别在</w:t>
-      </w:r>
-      <w:proofErr w:type="spellStart"/>
-      <w:r>
-        <w:rPr>
-          <w:rFonts w:hint="eastAsia"/>
-          <w:lang w:val="fr-FR"/>
-        </w:rPr>
-        <w:t>jo</w:t>
-      </w:r>
-      <w:proofErr w:type="spellEnd"/>
-      <w:r>
-        <w:rPr>
-          <w:rFonts w:hint="eastAsia"/>
-          <w:lang w:val="fr-FR"/>
-        </w:rPr>
-        <w:t>期间出租，或者强调距离</w:t>
-      </w:r>
-      <w:proofErr w:type="spellStart"/>
-      <w:r>
-        <w:rPr>
-          <w:rFonts w:hint="eastAsia"/>
-          <w:lang w:val="fr-FR"/>
-        </w:rPr>
-        <w:t>jo</w:t>
-      </w:r>
-      <w:proofErr w:type="spellEnd"/>
-      <w:r>
-        <w:rPr>
-          <w:rFonts w:hint="eastAsia"/>
-          <w:lang w:val="fr-FR"/>
-        </w:rPr>
-        <w:t>场馆很近，来</w:t>
+      <w:r>
+        <w:rPr>
+          <w:rFonts w:hint="eastAsia"/>
+          <w:lang w:val="fr-FR"/>
+        </w:rPr>
+        <w:t>我们确实发现很多房东表示将自己的房子特别在jo期间出租，或者强调距离jo场馆很近，来</w:t>
       </w:r>
       <w:r>
         <w:rPr>
@@ -2935,54 +2564,22 @@
           <w:rFonts w:hint="eastAsia"/>
           <w:lang w:val="fr-FR"/>
         </w:rPr>
-        <w:t>通过24030609的对比我们可以发现，</w:t>
-      </w:r>
-      <w:proofErr w:type="spellStart"/>
-      <w:r>
-        <w:rPr>
-          <w:rFonts w:hint="eastAsia"/>
-          <w:lang w:val="fr-FR"/>
-        </w:rPr>
-        <w:t>jo</w:t>
-      </w:r>
-      <w:proofErr w:type="spellEnd"/>
-      <w:r>
-        <w:rPr>
-          <w:rFonts w:hint="eastAsia"/>
-          <w:lang w:val="fr-FR"/>
-        </w:rPr>
-        <w:t>的关键词在2406期间明显增加，并在2409有回落。</w:t>
-      </w:r>
-    </w:p>
-    <w:p>
-      <w:pPr>
-        <w:rPr>
-          <w:rFonts w:hint="eastAsia"/>
-          <w:lang w:val="fr-FR"/>
-        </w:rPr>
-      </w:pPr>
-      <w:r>
-        <w:rPr>
-          <w:rFonts w:hint="eastAsia"/>
-          <w:lang w:val="fr-FR"/>
-        </w:rPr>
-        <w:t>相比于提及旅游景点的比例则没有因为</w:t>
-      </w:r>
-      <w:proofErr w:type="spellStart"/>
-      <w:r>
-        <w:rPr>
-          <w:rFonts w:hint="eastAsia"/>
-          <w:lang w:val="fr-FR"/>
-        </w:rPr>
-        <w:t>jo</w:t>
-      </w:r>
-      <w:proofErr w:type="spellEnd"/>
-      <w:r>
-        <w:rPr>
-          <w:rFonts w:hint="eastAsia"/>
-          <w:lang w:val="fr-FR"/>
-        </w:rPr>
-        <w:t>发生显著变化：</w:t>
+        <w:t>通过24030609的对比我们可以发现，jo的关键词在2406期间明显增加，并在2409有回落。</w:t>
+      </w:r>
+    </w:p>
+    <w:p>
+      <w:pPr>
+        <w:rPr>
+          <w:rFonts w:hint="eastAsia"/>
+          <w:lang w:val="fr-FR"/>
+        </w:rPr>
+      </w:pPr>
+      <w:r>
+        <w:rPr>
+          <w:rFonts w:hint="eastAsia"/>
+          <w:lang w:val="fr-FR"/>
+        </w:rPr>
+        <w:t>相比于提及旅游景点的比例则没有因为jo发生显著变化：</w:t>
       </w:r>
     </w:p>
     <w:p>
@@ -3086,19 +2683,22 @@
     <w:p>
       <w:pPr>
         <w:rPr>
-          <w:rFonts w:hint="eastAsia"/>
-          <w:lang w:val="fr-FR"/>
-        </w:rPr>
-      </w:pPr>
-    </w:p>
-    <w:p>
-      <w:pPr>
-        <w:rPr>
-          <w:rFonts w:hint="eastAsia"/>
-          <w:lang w:val="fr-FR"/>
-        </w:rPr>
-      </w:pPr>
-      <w:proofErr w:type="spellStart"/>
+          <w:lang w:val="fr-FR"/>
+        </w:rPr>
+      </w:pPr>
+      <w:r>
+        <w:rPr>
+          <w:lang w:val="fr-FR"/>
+        </w:rPr>
+        <w:t>xxxx</w:t>
+      </w:r>
+    </w:p>
+    <w:p>
+      <w:pPr>
+        <w:rPr>
+          <w:lang w:val="fr-FR"/>
+        </w:rPr>
+      </w:pPr>
       <w:r>
         <w:rPr>
           <w:rFonts w:hint="eastAsia"/>
@@ -3111,23 +2711,8 @@
         <w:rPr>
           <w:lang w:val="fr-FR"/>
         </w:rPr>
-        <w:t>actics</w:t>
-      </w:r>
-      <w:proofErr w:type="spellEnd"/>
-      <w:r>
-        <w:rPr>
-          <w:lang w:val="fr-FR"/>
-        </w:rPr>
-        <w:t> :</w:t>
-      </w:r>
-    </w:p>
-    <w:p>
-      <w:pPr>
-        <w:rPr>
-          <w:rFonts w:hint="eastAsia"/>
-          <w:lang w:val="fr-FR"/>
-        </w:rPr>
-      </w:pPr>
+        <w:t>actics :</w:t>
+      </w:r>
     </w:p>
     <w:p>
       <w:pPr>
@@ -3241,6 +2826,7 @@
     <w:p>
       <w:pPr>
         <w:rPr>
+          <w:rFonts w:hint="eastAsia"/>
           <w:lang w:val="fr-FR"/>
         </w:rPr>
       </w:pPr>
@@ -3261,6 +2847,7 @@
       </w:pPr>
       <w:r>
         <w:rPr>
+          <w:noProof/>
           <w:lang w:val="fr-FR"/>
         </w:rPr>
         <w:drawing>
@@ -4789,6 +4376,7 @@
   <w:style w:type="character" w:default="1" w:styleId="a0">
     <w:name w:val="Default Paragraph Font"/>
     <w:uiPriority w:val="1"/>
+    <w:semiHidden/>
     <w:unhideWhenUsed/>
   </w:style>
   <w:style w:type="table" w:default="1" w:styleId="a1">

--- a/rapport.docx
+++ b/rapport.docx
@@ -6,110 +6,71 @@
       <w:pPr>
         <w:pStyle w:val="1"/>
         <w:rPr>
-          <w:rFonts w:hint="eastAsia"/>
-          <w:b/>
-          <w:bCs/>
-          <w:lang w:val="fr-FR"/>
-        </w:rPr>
-      </w:pPr>
-      <w:r>
-        <w:rPr>
-          <w:b/>
-          <w:bCs/>
-          <w:lang w:val="fr-FR"/>
-        </w:rPr>
-        <w:t>Impact des Jeux Olympiques de Paris 2024 sur les stratégies spatiales des hôtes Airbnb</w:t>
-      </w:r>
-      <w:r>
-        <w:rPr>
-          <w:b/>
-          <w:bCs/>
-          <w:lang w:val="fr-FR"/>
-        </w:rPr>
-        <w:t xml:space="preserve"> : </w:t>
-      </w:r>
-      <w:r>
-        <w:rPr>
           <w:b/>
           <w:bCs/>
           <w:i/>
           <w:iCs/>
           <w:lang w:val="fr-FR"/>
         </w:rPr>
+      </w:pPr>
+      <w:r>
+        <w:rPr>
+          <w:b/>
+          <w:bCs/>
+          <w:lang w:val="fr-FR"/>
+        </w:rPr>
+        <w:t xml:space="preserve">Impact des Jeux Olympiques de Paris 2024 sur les </w:t>
+      </w:r>
+      <w:proofErr w:type="spellStart"/>
+      <w:r>
+        <w:rPr>
+          <w:b/>
+          <w:bCs/>
+          <w:lang w:val="fr-FR"/>
+        </w:rPr>
+        <w:t>stratéges</w:t>
+      </w:r>
+      <w:proofErr w:type="spellEnd"/>
+      <w:r>
+        <w:rPr>
+          <w:b/>
+          <w:bCs/>
+          <w:lang w:val="fr-FR"/>
+        </w:rPr>
+        <w:t xml:space="preserve"> spatiales des hôtes Airbnb</w:t>
+      </w:r>
+      <w:r>
+        <w:rPr>
+          <w:b/>
+          <w:bCs/>
+          <w:lang w:val="fr-FR"/>
+        </w:rPr>
+        <w:t xml:space="preserve"> : </w:t>
+      </w:r>
+      <w:r>
+        <w:rPr>
+          <w:b/>
+          <w:bCs/>
+          <w:i/>
+          <w:iCs/>
+          <w:lang w:val="fr-FR"/>
+        </w:rPr>
         <w:t>Analyse et visualisation spatiale à l’échelle parisienne</w:t>
       </w:r>
     </w:p>
     <w:p>
       <w:pPr>
-        <w:pStyle w:val="1"/>
-        <w:rPr>
-          <w:rFonts w:hint="eastAsia"/>
-          <w:lang w:val="fr-FR"/>
-        </w:rPr>
-      </w:pPr>
-      <w:r>
-        <w:rPr>
-          <w:rFonts w:hint="eastAsia"/>
-          <w:lang w:val="fr-FR"/>
-        </w:rPr>
-        <w:t>Intr</w:t>
-      </w:r>
-      <w:r>
-        <w:rPr>
-          <w:lang w:val="fr-FR"/>
-        </w:rPr>
-        <w:t>oduction</w:t>
-      </w:r>
-      <w:r>
-        <w:rPr>
-          <w:lang w:val="fr-FR"/>
-        </w:rPr>
-        <w:t> :</w:t>
-      </w:r>
-    </w:p>
-    <w:p>
-      <w:pPr>
-        <w:tabs>
-          <w:tab w:val="left" w:pos="1457"/>
-        </w:tabs>
-        <w:rPr>
-          <w:rFonts w:hint="eastAsia"/>
-          <w:lang w:val="fr-FR"/>
-        </w:rPr>
-      </w:pPr>
-    </w:p>
-    <w:p>
-      <w:pPr>
-        <w:pStyle w:val="1"/>
-        <w:rPr>
-          <w:rFonts w:hint="eastAsia"/>
-          <w:lang w:val="fr-FR"/>
-        </w:rPr>
-      </w:pPr>
-      <w:r>
-        <w:rPr>
-          <w:rFonts w:hint="eastAsia"/>
-          <w:lang w:val="fr-FR"/>
-        </w:rPr>
-        <w:t>C</w:t>
-      </w:r>
-      <w:r>
-        <w:rPr>
-          <w:lang w:val="fr-FR"/>
-        </w:rPr>
-        <w:t xml:space="preserve">ontexte et cadre théorique : </w:t>
-      </w:r>
-    </w:p>
-    <w:p>
-      <w:pPr>
-        <w:tabs>
-          <w:tab w:val="left" w:pos="1457"/>
-        </w:tabs>
-        <w:rPr>
-          <w:rFonts w:hint="eastAsia"/>
-          <w:lang w:val="fr-FR"/>
-        </w:rPr>
-      </w:pPr>
+        <w:rPr>
+          <w:lang w:val="fr-FR"/>
+        </w:rPr>
+      </w:pPr>
+      <w:r>
+        <w:rPr>
+          <w:rFonts w:hint="eastAsia"/>
+          <w:lang w:val="fr-FR"/>
+        </w:rPr>
+        <w:t>整理</w:t>
+      </w:r>
     </w:p>
     <w:p>
       <w:pPr>
@@ -304,7 +265,6 @@
           <w:bCs/>
           <w:lang w:val="fr-FR"/>
         </w:rPr>
-        <w:lastRenderedPageBreak/>
         <w:t>H1 :</w:t>
       </w:r>
       <w:r>
@@ -346,11 +306,19 @@
           <w:lang w:val="fr-FR"/>
         </w:rPr>
       </w:pPr>
-      <w:r>
-        <w:rPr>
-          <w:lang w:val="fr-FR"/>
-        </w:rPr>
-        <w:t>augmente de manière significative à proximité des sites olympiques et des infrastructures de transport associées.</w:t>
+      <w:proofErr w:type="gramStart"/>
+      <w:r>
+        <w:rPr>
+          <w:lang w:val="fr-FR"/>
+        </w:rPr>
+        <w:t>augmente</w:t>
+      </w:r>
+      <w:proofErr w:type="gramEnd"/>
+      <w:r>
+        <w:rPr>
+          <w:lang w:val="fr-FR"/>
+        </w:rPr>
+        <w:t xml:space="preserve"> de manière significative à proximité des sites olympiques et des infrastructures de transport associées.</w:t>
       </w:r>
     </w:p>
     <w:p>
@@ -456,7 +424,87 @@
           <w:rFonts w:hint="eastAsia"/>
           <w:lang w:val="fr-FR"/>
         </w:rPr>
-        <w:t>我的数据来自inside airbnb网站，选取了24年3,6,9月的数据，其中6月数据为主要的研究数据，3月和9月为对照组。因为2406的airbnb数据，正好在78月jo之前，是房东进入市场和房客预定房源的黄金阶段。</w:t>
+        <w:t>我的数据来自</w:t>
+      </w:r>
+      <w:proofErr w:type="spellStart"/>
+      <w:r>
+        <w:rPr>
+          <w:rFonts w:hint="eastAsia"/>
+          <w:lang w:val="fr-FR"/>
+        </w:rPr>
+        <w:t>inside</w:t>
+      </w:r>
+      <w:proofErr w:type="spellEnd"/>
+      <w:r>
+        <w:rPr>
+          <w:rFonts w:hint="eastAsia"/>
+          <w:lang w:val="fr-FR"/>
+        </w:rPr>
+        <w:t xml:space="preserve"> </w:t>
+      </w:r>
+      <w:proofErr w:type="spellStart"/>
+      <w:r>
+        <w:rPr>
+          <w:rFonts w:hint="eastAsia"/>
+          <w:lang w:val="fr-FR"/>
+        </w:rPr>
+        <w:t>airbnb</w:t>
+      </w:r>
+      <w:proofErr w:type="spellEnd"/>
+      <w:r>
+        <w:rPr>
+          <w:rFonts w:hint="eastAsia"/>
+          <w:lang w:val="fr-FR"/>
+        </w:rPr>
+        <w:t>网站，选取了24年3,6,9月的数据，其中6月数据为主要的研究数据，3月和9月为对照组。因为2406的</w:t>
+      </w:r>
+      <w:proofErr w:type="spellStart"/>
+      <w:r>
+        <w:rPr>
+          <w:rFonts w:hint="eastAsia"/>
+          <w:lang w:val="fr-FR"/>
+        </w:rPr>
+        <w:t>airbnb</w:t>
+      </w:r>
+      <w:proofErr w:type="spellEnd"/>
+      <w:r>
+        <w:rPr>
+          <w:rFonts w:hint="eastAsia"/>
+          <w:lang w:val="fr-FR"/>
+        </w:rPr>
+        <w:t>数据，正好在</w:t>
+      </w:r>
+      <w:proofErr w:type="gramStart"/>
+      <w:r>
+        <w:rPr>
+          <w:rFonts w:hint="eastAsia"/>
+          <w:lang w:val="fr-FR"/>
+        </w:rPr>
+        <w:t>78</w:t>
+      </w:r>
+      <w:proofErr w:type="gramEnd"/>
+      <w:r>
+        <w:rPr>
+          <w:rFonts w:hint="eastAsia"/>
+          <w:lang w:val="fr-FR"/>
+        </w:rPr>
+        <w:t>月</w:t>
+      </w:r>
+      <w:proofErr w:type="spellStart"/>
+      <w:r>
+        <w:rPr>
+          <w:rFonts w:hint="eastAsia"/>
+          <w:lang w:val="fr-FR"/>
+        </w:rPr>
+        <w:t>jo</w:t>
+      </w:r>
+      <w:proofErr w:type="spellEnd"/>
+      <w:r>
+        <w:rPr>
+          <w:rFonts w:hint="eastAsia"/>
+          <w:lang w:val="fr-FR"/>
+        </w:rPr>
+        <w:t>之前，是房东进入市场和房客预定房源的黄金阶段。</w:t>
       </w:r>
     </w:p>
     <w:p>
@@ -527,7 +575,23 @@
           <w:rFonts w:hint="eastAsia"/>
           <w:lang w:val="fr-FR"/>
         </w:rPr>
-        <w:t>数据的地理范围在小巴黎之内，包含了logitude和latitude，非常</w:t>
+        <w:t>数据的地理范围在小巴黎之内，包含了</w:t>
+      </w:r>
+      <w:proofErr w:type="spellStart"/>
+      <w:r>
+        <w:rPr>
+          <w:rFonts w:hint="eastAsia"/>
+          <w:lang w:val="fr-FR"/>
+        </w:rPr>
+        <w:t>logitude</w:t>
+      </w:r>
+      <w:proofErr w:type="spellEnd"/>
+      <w:r>
+        <w:rPr>
+          <w:rFonts w:hint="eastAsia"/>
+          <w:lang w:val="fr-FR"/>
+        </w:rPr>
+        <w:t>和latitude，非常</w:t>
       </w:r>
       <w:r>
         <w:rPr>
@@ -589,7 +653,21 @@
         <w:rPr>
           <w:lang w:val="fr-FR"/>
         </w:rPr>
-        <w:t>Paris Aquatic Centre,</w:t>
+        <w:t xml:space="preserve">Paris </w:t>
+      </w:r>
+      <w:proofErr w:type="spellStart"/>
+      <w:r>
+        <w:rPr>
+          <w:lang w:val="fr-FR"/>
+        </w:rPr>
+        <w:t>Aquatic</w:t>
+      </w:r>
+      <w:proofErr w:type="spellEnd"/>
+      <w:r>
+        <w:rPr>
+          <w:lang w:val="fr-FR"/>
+        </w:rPr>
+        <w:t xml:space="preserve"> Centre,</w:t>
       </w:r>
       <w:r>
         <w:rPr>
@@ -758,185 +836,237 @@
           <w:rFonts w:hint="eastAsia"/>
           <w:lang w:val="fr-FR"/>
         </w:rPr>
+        <w:t>对比2403和2406的数据，我标记出了不存在于2403但存在2406中的房东为</w:t>
+      </w:r>
+      <w:proofErr w:type="spellStart"/>
+      <w:r>
+        <w:rPr>
+          <w:rFonts w:hint="eastAsia"/>
+          <w:lang w:val="fr-FR"/>
+        </w:rPr>
+        <w:t>reactive</w:t>
+      </w:r>
+      <w:r>
+        <w:rPr>
+          <w:lang w:val="fr-FR"/>
+        </w:rPr>
+        <w:t>_host</w:t>
+      </w:r>
+      <w:proofErr w:type="spellEnd"/>
+      <w:r>
+        <w:rPr>
+          <w:lang w:val="fr-FR"/>
+        </w:rPr>
+        <w:t xml:space="preserve">, </w:t>
+      </w:r>
+      <w:r>
+        <w:rPr>
+          <w:rFonts w:hint="eastAsia"/>
+          <w:lang w:val="fr-FR"/>
+        </w:rPr>
+        <w:t>根据</w:t>
+      </w:r>
+      <w:proofErr w:type="spellStart"/>
+      <w:r>
+        <w:rPr>
+          <w:rFonts w:hint="eastAsia"/>
+          <w:lang w:val="fr-FR"/>
+        </w:rPr>
+        <w:t>host</w:t>
+      </w:r>
+      <w:r>
+        <w:rPr>
+          <w:lang w:val="fr-FR"/>
+        </w:rPr>
+        <w:t>_since</w:t>
+      </w:r>
+      <w:proofErr w:type="spellEnd"/>
+      <w:r>
+        <w:rPr>
+          <w:rFonts w:hint="eastAsia"/>
+          <w:lang w:val="fr-FR"/>
+        </w:rPr>
+        <w:t>列，标记出了在24年刚刚进入</w:t>
+      </w:r>
+      <w:proofErr w:type="spellStart"/>
+      <w:r>
+        <w:rPr>
+          <w:lang w:val="fr-FR"/>
+        </w:rPr>
+        <w:t>airbnb</w:t>
+      </w:r>
+      <w:proofErr w:type="spellEnd"/>
+      <w:r>
+        <w:rPr>
+          <w:rFonts w:hint="eastAsia"/>
+          <w:lang w:val="fr-FR"/>
+        </w:rPr>
+        <w:t>的</w:t>
+      </w:r>
+      <w:r>
+        <w:rPr>
+          <w:rFonts w:hint="eastAsia"/>
+          <w:lang w:val="fr-FR"/>
+        </w:rPr>
+        <w:t>房东为</w:t>
+      </w:r>
+      <w:r>
+        <w:rPr>
+          <w:rFonts w:hint="eastAsia"/>
+          <w:lang w:val="fr-FR"/>
+        </w:rPr>
+        <w:t>新房东。</w:t>
+      </w:r>
+    </w:p>
+    <w:p>
+      <w:pPr>
+        <w:rPr>
+          <w:rFonts w:hint="eastAsia"/>
+          <w:lang w:val="fr-FR"/>
+        </w:rPr>
+      </w:pPr>
+      <w:r>
+        <w:rPr>
+          <w:rFonts w:hint="eastAsia"/>
+          <w:lang w:val="fr-FR"/>
+        </w:rPr>
+        <w:t>对比2403</w:t>
+      </w:r>
+      <w:r>
+        <w:rPr>
+          <w:lang w:val="fr-FR"/>
+        </w:rPr>
+        <w:t>/2406</w:t>
+      </w:r>
+      <w:r>
+        <w:rPr>
+          <w:rFonts w:hint="eastAsia"/>
+          <w:lang w:val="fr-FR"/>
+        </w:rPr>
+        <w:t>的</w:t>
+      </w:r>
+      <w:proofErr w:type="spellStart"/>
+      <w:r>
+        <w:rPr>
+          <w:rFonts w:hint="eastAsia"/>
+          <w:lang w:val="fr-FR"/>
+        </w:rPr>
+        <w:t>host</w:t>
+      </w:r>
+      <w:r>
+        <w:rPr>
+          <w:lang w:val="fr-FR"/>
+        </w:rPr>
+        <w:t>_about</w:t>
+      </w:r>
+      <w:proofErr w:type="spellEnd"/>
+      <w:r>
+        <w:rPr>
+          <w:lang w:val="fr-FR"/>
+        </w:rPr>
+        <w:t>,</w:t>
+      </w:r>
+      <w:r>
+        <w:rPr>
+          <w:rFonts w:hint="eastAsia"/>
+          <w:lang w:val="fr-FR"/>
+        </w:rPr>
+        <w:t xml:space="preserve"> 如果文本相似性低于0,85，则认为房东显著改变了自我介绍，</w:t>
+      </w:r>
+    </w:p>
+    <w:p>
+      <w:pPr>
+        <w:rPr>
+          <w:rFonts w:hint="eastAsia"/>
+          <w:lang w:val="fr-FR"/>
+        </w:rPr>
+      </w:pPr>
+      <w:r>
+        <w:rPr>
+          <w:rFonts w:hint="eastAsia"/>
+          <w:lang w:val="fr-FR"/>
+        </w:rPr>
+        <w:t>对比2403</w:t>
+      </w:r>
+      <w:r>
+        <w:rPr>
+          <w:lang w:val="fr-FR"/>
+        </w:rPr>
+        <w:t>/2406</w:t>
+      </w:r>
+      <w:r>
+        <w:rPr>
+          <w:rFonts w:hint="eastAsia"/>
+          <w:lang w:val="fr-FR"/>
+        </w:rPr>
+        <w:t>的</w:t>
+      </w:r>
+      <w:proofErr w:type="spellStart"/>
+      <w:r>
+        <w:rPr>
+          <w:rFonts w:hint="eastAsia"/>
+          <w:lang w:val="fr-FR"/>
+        </w:rPr>
+        <w:t>host</w:t>
+      </w:r>
+      <w:r>
+        <w:rPr>
+          <w:lang w:val="fr-FR"/>
+        </w:rPr>
+        <w:t>_picture_url</w:t>
+      </w:r>
+      <w:proofErr w:type="spellEnd"/>
+      <w:r>
+        <w:rPr>
+          <w:rFonts w:hint="eastAsia"/>
+          <w:lang w:val="fr-FR"/>
+        </w:rPr>
+        <w:t>， 如果</w:t>
+      </w:r>
+      <w:r>
+        <w:rPr>
+          <w:rFonts w:hint="eastAsia"/>
+          <w:lang w:val="fr-FR"/>
+        </w:rPr>
+        <w:t>不一样则房东更换了个人头像。</w:t>
+      </w:r>
+    </w:p>
+    <w:p>
+      <w:pPr>
+        <w:rPr>
+          <w:rFonts w:hint="eastAsia"/>
+          <w:lang w:val="fr-FR"/>
+        </w:rPr>
+      </w:pPr>
+      <w:proofErr w:type="spellStart"/>
+      <w:r>
+        <w:rPr>
+          <w:rFonts w:hint="eastAsia"/>
+          <w:lang w:val="fr-FR"/>
+        </w:rPr>
+        <w:t>Is</w:t>
+      </w:r>
+      <w:r>
+        <w:rPr>
+          <w:lang w:val="fr-FR"/>
+        </w:rPr>
+        <w:t>_changed</w:t>
+      </w:r>
+      <w:proofErr w:type="spellEnd"/>
+      <w:r>
+        <w:rPr>
+          <w:rFonts w:hint="eastAsia"/>
+          <w:lang w:val="fr-FR"/>
+        </w:rPr>
+        <w:t>列包含了新房东，重新活跃房东，改变个人头像或者自我介绍的房东。在</w:t>
+      </w:r>
+      <w:r>
+        <w:rPr>
+          <w:rFonts w:hint="eastAsia"/>
+          <w:lang w:val="fr-FR"/>
+        </w:rPr>
         <w:lastRenderedPageBreak/>
-        <w:t>对比2403和2406的数据，我标记出了不存在于2403但存在2406中的房东为reactive</w:t>
-      </w:r>
-      <w:r>
-        <w:rPr>
-          <w:lang w:val="fr-FR"/>
-        </w:rPr>
-        <w:t xml:space="preserve">_host, </w:t>
-      </w:r>
-      <w:r>
-        <w:rPr>
-          <w:rFonts w:hint="eastAsia"/>
-          <w:lang w:val="fr-FR"/>
-        </w:rPr>
-        <w:t>根据</w:t>
-      </w:r>
-      <w:r>
-        <w:rPr>
-          <w:rFonts w:hint="eastAsia"/>
-          <w:lang w:val="fr-FR"/>
-        </w:rPr>
-        <w:t>host</w:t>
-      </w:r>
-      <w:r>
-        <w:rPr>
-          <w:lang w:val="fr-FR"/>
-        </w:rPr>
-        <w:t>_since</w:t>
-      </w:r>
-      <w:r>
-        <w:rPr>
-          <w:rFonts w:hint="eastAsia"/>
-          <w:lang w:val="fr-FR"/>
-        </w:rPr>
-        <w:t>列，标记出了在24年刚刚进入</w:t>
-      </w:r>
-      <w:r>
-        <w:rPr>
-          <w:lang w:val="fr-FR"/>
-        </w:rPr>
-        <w:t>airbnb</w:t>
-      </w:r>
-      <w:r>
-        <w:rPr>
-          <w:rFonts w:hint="eastAsia"/>
-          <w:lang w:val="fr-FR"/>
-        </w:rPr>
-        <w:t>的</w:t>
-      </w:r>
-      <w:r>
-        <w:rPr>
-          <w:rFonts w:hint="eastAsia"/>
-          <w:lang w:val="fr-FR"/>
-        </w:rPr>
-        <w:t>房东为</w:t>
-      </w:r>
-      <w:r>
-        <w:rPr>
-          <w:rFonts w:hint="eastAsia"/>
-          <w:lang w:val="fr-FR"/>
-        </w:rPr>
-        <w:t>新房东。</w:t>
-      </w:r>
-    </w:p>
-    <w:p>
-      <w:pPr>
-        <w:rPr>
-          <w:rFonts w:hint="eastAsia"/>
-          <w:lang w:val="fr-FR"/>
-        </w:rPr>
-      </w:pPr>
-      <w:r>
-        <w:rPr>
-          <w:rFonts w:hint="eastAsia"/>
-          <w:lang w:val="fr-FR"/>
-        </w:rPr>
-        <w:t>对比2403</w:t>
-      </w:r>
-      <w:r>
-        <w:rPr>
-          <w:lang w:val="fr-FR"/>
-        </w:rPr>
-        <w:t>/2406</w:t>
-      </w:r>
-      <w:r>
-        <w:rPr>
-          <w:rFonts w:hint="eastAsia"/>
-          <w:lang w:val="fr-FR"/>
-        </w:rPr>
-        <w:t>的host</w:t>
-      </w:r>
-      <w:r>
-        <w:rPr>
-          <w:lang w:val="fr-FR"/>
-        </w:rPr>
-        <w:t>_about,</w:t>
-      </w:r>
-      <w:r>
-        <w:rPr>
-          <w:rFonts w:hint="eastAsia"/>
-          <w:lang w:val="fr-FR"/>
-        </w:rPr>
-        <w:t xml:space="preserve"> 如果文本相似性低于0,85，则认为房东显著改变了自我介绍，</w:t>
-      </w:r>
-    </w:p>
-    <w:p>
-      <w:pPr>
-        <w:rPr>
-          <w:rFonts w:hint="eastAsia"/>
-          <w:lang w:val="fr-FR"/>
-        </w:rPr>
-      </w:pPr>
-      <w:r>
-        <w:rPr>
-          <w:rFonts w:hint="eastAsia"/>
-          <w:lang w:val="fr-FR"/>
-        </w:rPr>
-        <w:t>对比2403</w:t>
-      </w:r>
-      <w:r>
-        <w:rPr>
-          <w:lang w:val="fr-FR"/>
-        </w:rPr>
-        <w:t>/2406</w:t>
-      </w:r>
-      <w:r>
-        <w:rPr>
-          <w:rFonts w:hint="eastAsia"/>
-          <w:lang w:val="fr-FR"/>
-        </w:rPr>
-        <w:t>的host</w:t>
-      </w:r>
-      <w:r>
-        <w:rPr>
-          <w:lang w:val="fr-FR"/>
-        </w:rPr>
-        <w:t>_picture_url</w:t>
-      </w:r>
-      <w:r>
-        <w:rPr>
-          <w:rFonts w:hint="eastAsia"/>
-          <w:lang w:val="fr-FR"/>
-        </w:rPr>
-        <w:t>， 如果</w:t>
-      </w:r>
-      <w:r>
-        <w:rPr>
-          <w:rFonts w:hint="eastAsia"/>
-          <w:lang w:val="fr-FR"/>
-        </w:rPr>
-        <w:t>不一样则房东更换了个人头像。</w:t>
-      </w:r>
-    </w:p>
-    <w:p>
-      <w:pPr>
-        <w:rPr>
-          <w:rFonts w:hint="eastAsia"/>
-          <w:lang w:val="fr-FR"/>
-        </w:rPr>
-      </w:pPr>
-      <w:r>
-        <w:rPr>
-          <w:rFonts w:hint="eastAsia"/>
-          <w:lang w:val="fr-FR"/>
-        </w:rPr>
-        <w:t>Is</w:t>
-      </w:r>
-      <w:r>
-        <w:rPr>
-          <w:lang w:val="fr-FR"/>
-        </w:rPr>
-        <w:t>_changed</w:t>
-      </w:r>
-      <w:r>
-        <w:rPr>
-          <w:rFonts w:hint="eastAsia"/>
-          <w:lang w:val="fr-FR"/>
-        </w:rPr>
-        <w:t>列包含了新房东，重新活跃房东，改变个人头像或者自我介绍的房东。在2406的数据中占大约30</w:t>
+        <w:t>2406的数据中占大约30</w:t>
       </w:r>
       <w:r>
         <w:rPr>
@@ -973,7 +1103,15 @@
           <w:rFonts w:hint="eastAsia"/>
           <w:lang w:val="fr-FR"/>
         </w:rPr>
-        <w:t>对比2406/2409的数据，根据number</w:t>
+        <w:t>对比2406/2409的数据，根据</w:t>
+      </w:r>
+      <w:proofErr w:type="spellStart"/>
+      <w:r>
+        <w:rPr>
+          <w:rFonts w:hint="eastAsia"/>
+          <w:lang w:val="fr-FR"/>
+        </w:rPr>
+        <w:t>number</w:t>
       </w:r>
       <w:r>
         <w:rPr>
@@ -981,12 +1119,45 @@
         </w:rPr>
         <w:t>_of_reviews</w:t>
       </w:r>
-      <w:r>
-        <w:rPr>
-          <w:rFonts w:hint="eastAsia"/>
-          <w:lang w:val="fr-FR"/>
-        </w:rPr>
-        <w:t>计算得到789月房东获得的评论数，约等于房东在jo期间预定数量，并考虑了评论延迟的可能性。</w:t>
+      <w:proofErr w:type="spellEnd"/>
+      <w:r>
+        <w:rPr>
+          <w:rFonts w:hint="eastAsia"/>
+          <w:lang w:val="fr-FR"/>
+        </w:rPr>
+        <w:t>计算得到</w:t>
+      </w:r>
+      <w:proofErr w:type="gramStart"/>
+      <w:r>
+        <w:rPr>
+          <w:rFonts w:hint="eastAsia"/>
+          <w:lang w:val="fr-FR"/>
+        </w:rPr>
+        <w:t>789</w:t>
+      </w:r>
+      <w:proofErr w:type="gramEnd"/>
+      <w:r>
+        <w:rPr>
+          <w:rFonts w:hint="eastAsia"/>
+          <w:lang w:val="fr-FR"/>
+        </w:rPr>
+        <w:t>月房东获得的评论数，约等于房东在</w:t>
+      </w:r>
+      <w:proofErr w:type="spellStart"/>
+      <w:r>
+        <w:rPr>
+          <w:rFonts w:hint="eastAsia"/>
+          <w:lang w:val="fr-FR"/>
+        </w:rPr>
+        <w:t>jo</w:t>
+      </w:r>
+      <w:proofErr w:type="spellEnd"/>
+      <w:r>
+        <w:rPr>
+          <w:rFonts w:hint="eastAsia"/>
+          <w:lang w:val="fr-FR"/>
+        </w:rPr>
+        <w:t>期间预定数量，并考虑了评论延迟的可能性。</w:t>
       </w:r>
     </w:p>
     <w:p>
@@ -1143,7 +1314,6 @@
           <w:rFonts w:hint="eastAsia"/>
           <w:lang w:val="fr-FR"/>
         </w:rPr>
-        <w:lastRenderedPageBreak/>
         <w:t>R</w:t>
       </w:r>
       <w:r>
@@ -1161,6 +1331,7 @@
           <w:lang w:val="fr-FR"/>
         </w:rPr>
       </w:pPr>
+      <w:proofErr w:type="spellStart"/>
       <w:r>
         <w:rPr>
           <w:rFonts w:hint="eastAsia"/>
@@ -1172,7 +1343,14 @@
         <w:rPr>
           <w:lang w:val="fr-FR"/>
         </w:rPr>
-        <w:t>esc :</w:t>
+        <w:t>esc</w:t>
+      </w:r>
+      <w:proofErr w:type="spellEnd"/>
+      <w:r>
+        <w:rPr>
+          <w:lang w:val="fr-FR"/>
+        </w:rPr>
+        <w:t> :</w:t>
       </w:r>
     </w:p>
     <w:p>
@@ -1212,7 +1390,23 @@
         </w:rPr>
       </w:pPr>
       <w:r>
-        <w:t>房东密度对比：3月到6月房东数量在各个区都有上涨，尤其是在15到18区，最高可到到6k以上的房源数，9月份是房东数量又有所回落，基本与3月持平，说明是jo刺激了爱彼迎市场的容量发生了暂时性的改变，</w:t>
+        <w:t>房东密度对比：3月到6月房东数量在各个区都有上涨，尤其是在15到18区，最高可到</w:t>
+      </w:r>
+      <w:proofErr w:type="gramStart"/>
+      <w:r>
+        <w:t>到</w:t>
+      </w:r>
+      <w:proofErr w:type="gramEnd"/>
+      <w:r>
+        <w:t>6k以上的房源数，9月份是房东数量又有所回落，基本与3月持平，说明是jo刺激了</w:t>
+      </w:r>
+      <w:proofErr w:type="gramStart"/>
+      <w:r>
+        <w:t>爱彼迎市场</w:t>
+      </w:r>
+      <w:proofErr w:type="gramEnd"/>
+      <w:r>
+        <w:t>的容量发生了暂时性的改变，</w:t>
       </w:r>
     </w:p>
     <w:p>
@@ -1228,7 +1422,23 @@
         </w:rPr>
       </w:pPr>
       <w:r>
-        <w:t>价格对比：3-6月的价格涨幅在7-9，16区非常明显，甚至达到了100以上，其他区域只有有轻微上涨30-50左右，甚至在13区出现了下降。到了9月份，7-9+16区的价格就产生了回落，但仍然比3月份略高。</w:t>
+        <w:t>价格对比：3-6月的价格涨幅在7-9，16</w:t>
+      </w:r>
+      <w:proofErr w:type="gramStart"/>
+      <w:r>
+        <w:t>区非常</w:t>
+      </w:r>
+      <w:proofErr w:type="gramEnd"/>
+      <w:r>
+        <w:t>明显，甚至达到了100以上，其他区域只有</w:t>
+      </w:r>
+      <w:proofErr w:type="gramStart"/>
+      <w:r>
+        <w:t>有</w:t>
+      </w:r>
+      <w:proofErr w:type="gramEnd"/>
+      <w:r>
+        <w:t>轻微上涨30-50左右，甚至在13区出现了下降。到了9月份，7-9+16区的价格就产生了回落，但仍然比3月份略高。</w:t>
       </w:r>
     </w:p>
     <w:p>
@@ -1244,7 +1454,24 @@
         </w:rPr>
       </w:pPr>
       <w:r>
-        <w:t>3）6月未来90天的预订率的显著上升了，从40天左右上升到了50天，这个指标很好的覆盖率678月，也就是JO的时期，我们可以看到房东准备开放更多的天数来迎接因为jo到来的游客，但导览9月，即便房东房源减少了很多，价格也回落了，但可预订天数却没有回落，它的变化也出现了区域分别：核心区域的可预订天数仅仅略微减少1-3天，小巴黎周边区域11-20区天数却显示进一步增加2-4天。</w:t>
+        <w:lastRenderedPageBreak/>
+        <w:t>3）6月未来90天的预订率的显著上升了，从40天左右上升到了50天，这个指标很好的覆盖率</w:t>
+      </w:r>
+      <w:proofErr w:type="gramStart"/>
+      <w:r>
+        <w:t>678</w:t>
+      </w:r>
+      <w:proofErr w:type="gramEnd"/>
+      <w:r>
+        <w:t>月，也就是JO的时期，我们可以看到房东准备开放更多的天数来迎接因为jo到来的游客，但导</w:t>
+      </w:r>
+      <w:proofErr w:type="gramStart"/>
+      <w:r>
+        <w:t>览</w:t>
+      </w:r>
+      <w:proofErr w:type="gramEnd"/>
+      <w:r>
+        <w:t>9月，即便房东房源减少了很多，价格也回落了，但可预订天数却没有回落，它的变化也出现了区域分别：核心区域的可预订天数仅仅略微减少1-3天，小巴黎周边区域11-20区天数却显示进一步增加2-4天。</w:t>
       </w:r>
     </w:p>
     <w:p>
@@ -1370,7 +1597,6 @@
           <w:noProof/>
           <w:lang w:val="fr-FR"/>
         </w:rPr>
-        <w:lastRenderedPageBreak/>
         <w:drawing>
           <wp:inline distT="0" distB="0" distL="0" distR="0" wp14:anchorId="7A7381B8" wp14:editId="2848417D">
             <wp:extent cx="5274310" cy="1134745"/>
@@ -1485,7 +1711,24 @@
           <w:rFonts w:hint="eastAsia"/>
           <w:lang w:val="fr-FR"/>
         </w:rPr>
-        <w:t>可预订天数反而上涨了，说明房东选择在jo前开放更多的天数。</w:t>
+        <w:lastRenderedPageBreak/>
+        <w:t>可预订天数反而上涨了，说明房东选择在</w:t>
+      </w:r>
+      <w:proofErr w:type="spellStart"/>
+      <w:r>
+        <w:rPr>
+          <w:rFonts w:hint="eastAsia"/>
+          <w:lang w:val="fr-FR"/>
+        </w:rPr>
+        <w:t>jo</w:t>
+      </w:r>
+      <w:proofErr w:type="spellEnd"/>
+      <w:r>
+        <w:rPr>
+          <w:rFonts w:hint="eastAsia"/>
+          <w:lang w:val="fr-FR"/>
+        </w:rPr>
+        <w:t>前开放更多的天数。</w:t>
       </w:r>
     </w:p>
     <w:p>
@@ -1652,7 +1895,6 @@
           <w:noProof/>
           <w:lang w:val="fr-FR"/>
         </w:rPr>
-        <w:lastRenderedPageBreak/>
         <w:drawing>
           <wp:inline distT="0" distB="0" distL="0" distR="0" wp14:anchorId="208EC800" wp14:editId="6C24F061">
             <wp:extent cx="3358978" cy="2387600"/>
@@ -1710,6 +1952,7 @@
           <w:noProof/>
           <w:lang w:val="fr-FR"/>
         </w:rPr>
+        <w:lastRenderedPageBreak/>
         <w:drawing>
           <wp:inline distT="0" distB="0" distL="0" distR="0" wp14:anchorId="110C5DD3" wp14:editId="391B8B69">
             <wp:extent cx="2191674" cy="1557867"/>
@@ -1811,6 +2054,197 @@
           <w:lang w:val="fr-FR"/>
         </w:rPr>
       </w:pPr>
+    </w:p>
+    <w:p>
+      <w:pPr>
+        <w:rPr>
+          <w:rFonts w:hint="eastAsia"/>
+          <w:lang w:val="fr-FR"/>
+        </w:rPr>
+      </w:pPr>
+    </w:p>
+    <w:p>
+      <w:pPr>
+        <w:rPr>
+          <w:rFonts w:hint="eastAsia"/>
+          <w:lang w:val="fr-FR"/>
+        </w:rPr>
+      </w:pPr>
+      <w:r>
+        <w:rPr>
+          <w:lang w:val="fr-FR"/>
+        </w:rPr>
+        <w:t>CHANGED HOST1</w:t>
+      </w:r>
+    </w:p>
+    <w:p>
+      <w:pPr>
+        <w:rPr>
+          <w:rFonts w:hint="eastAsia"/>
+          <w:lang w:val="fr-FR"/>
+        </w:rPr>
+      </w:pPr>
+      <w:r>
+        <w:rPr>
+          <w:noProof/>
+          <w:lang w:val="fr-FR"/>
+        </w:rPr>
+        <w:drawing>
+          <wp:inline distT="0" distB="0" distL="0" distR="0" wp14:anchorId="0FCD0380" wp14:editId="68DBCAA2">
+            <wp:extent cx="2721429" cy="2105454"/>
+            <wp:effectExtent l="0" t="0" r="3175" b="9525"/>
+            <wp:docPr id="1695879918" name="图片 1" descr="图示&#10;&#10;AI 生成的内容可能不正确。"/>
+            <wp:cNvGraphicFramePr>
+              <a:graphicFrameLocks xmlns:a="http://schemas.openxmlformats.org/drawingml/2006/main" noChangeAspect="1"/>
+            </wp:cNvGraphicFramePr>
+            <a:graphic xmlns:a="http://schemas.openxmlformats.org/drawingml/2006/main">
+              <a:graphicData uri="http://schemas.openxmlformats.org/drawingml/2006/picture">
+                <pic:pic xmlns:pic="http://schemas.openxmlformats.org/drawingml/2006/picture">
+                  <pic:nvPicPr>
+                    <pic:cNvPr id="1695879918" name="图片 1" descr="图示&#10;&#10;AI 生成的内容可能不正确。"/>
+                    <pic:cNvPicPr/>
+                  </pic:nvPicPr>
+                  <pic:blipFill>
+                    <a:blip r:embed="rId15"/>
+                    <a:stretch>
+                      <a:fillRect/>
+                    </a:stretch>
+                  </pic:blipFill>
+                  <pic:spPr>
+                    <a:xfrm>
+                      <a:off x="0" y="0"/>
+                      <a:ext cx="2723626" cy="2107153"/>
+                    </a:xfrm>
+                    <a:prstGeom prst="rect">
+                      <a:avLst/>
+                    </a:prstGeom>
+                  </pic:spPr>
+                </pic:pic>
+              </a:graphicData>
+            </a:graphic>
+          </wp:inline>
+        </w:drawing>
+      </w:r>
+    </w:p>
+    <w:p>
+      <w:pPr>
+        <w:rPr>
+          <w:rFonts w:hint="eastAsia"/>
+          <w:lang w:val="fr-FR"/>
+        </w:rPr>
+      </w:pPr>
+      <w:r>
+        <w:rPr>
+          <w:noProof/>
+          <w:lang w:val="fr-FR"/>
+        </w:rPr>
+        <w:drawing>
+          <wp:inline distT="0" distB="0" distL="0" distR="0" wp14:anchorId="3C9DE832" wp14:editId="6A200066">
+            <wp:extent cx="1996480" cy="1544592"/>
+            <wp:effectExtent l="0" t="0" r="3810" b="0"/>
+            <wp:docPr id="1508901028" name="图片 1" descr="图示&#10;&#10;AI 生成的内容可能不正确。"/>
+            <wp:cNvGraphicFramePr>
+              <a:graphicFrameLocks xmlns:a="http://schemas.openxmlformats.org/drawingml/2006/main" noChangeAspect="1"/>
+            </wp:cNvGraphicFramePr>
+            <a:graphic xmlns:a="http://schemas.openxmlformats.org/drawingml/2006/main">
+              <a:graphicData uri="http://schemas.openxmlformats.org/drawingml/2006/picture">
+                <pic:pic xmlns:pic="http://schemas.openxmlformats.org/drawingml/2006/picture">
+                  <pic:nvPicPr>
+                    <pic:cNvPr id="1508901028" name="图片 1" descr="图示&#10;&#10;AI 生成的内容可能不正确。"/>
+                    <pic:cNvPicPr/>
+                  </pic:nvPicPr>
+                  <pic:blipFill>
+                    <a:blip r:embed="rId16"/>
+                    <a:stretch>
+                      <a:fillRect/>
+                    </a:stretch>
+                  </pic:blipFill>
+                  <pic:spPr>
+                    <a:xfrm>
+                      <a:off x="0" y="0"/>
+                      <a:ext cx="2004799" cy="1551028"/>
+                    </a:xfrm>
+                    <a:prstGeom prst="rect">
+                      <a:avLst/>
+                    </a:prstGeom>
+                  </pic:spPr>
+                </pic:pic>
+              </a:graphicData>
+            </a:graphic>
+          </wp:inline>
+        </w:drawing>
+      </w:r>
+      <w:r>
+        <w:rPr>
+          <w:lang w:val="fr-FR"/>
+        </w:rPr>
+        <w:t xml:space="preserve"> </w:t>
+      </w:r>
+      <w:r>
+        <w:rPr>
+          <w:noProof/>
+          <w:lang w:val="fr-FR"/>
+        </w:rPr>
+        <w:drawing>
+          <wp:inline distT="0" distB="0" distL="0" distR="0" wp14:anchorId="1128678A" wp14:editId="530E5DF8">
+            <wp:extent cx="1995895" cy="1544139"/>
+            <wp:effectExtent l="0" t="0" r="4445" b="0"/>
+            <wp:docPr id="516822281" name="图片 1" descr="图示&#10;&#10;AI 生成的内容可能不正确。"/>
+            <wp:cNvGraphicFramePr>
+              <a:graphicFrameLocks xmlns:a="http://schemas.openxmlformats.org/drawingml/2006/main" noChangeAspect="1"/>
+            </wp:cNvGraphicFramePr>
+            <a:graphic xmlns:a="http://schemas.openxmlformats.org/drawingml/2006/main">
+              <a:graphicData uri="http://schemas.openxmlformats.org/drawingml/2006/picture">
+                <pic:pic xmlns:pic="http://schemas.openxmlformats.org/drawingml/2006/picture">
+                  <pic:nvPicPr>
+                    <pic:cNvPr id="516822281" name="图片 1" descr="图示&#10;&#10;AI 生成的内容可能不正确。"/>
+                    <pic:cNvPicPr/>
+                  </pic:nvPicPr>
+                  <pic:blipFill>
+                    <a:blip r:embed="rId17"/>
+                    <a:stretch>
+                      <a:fillRect/>
+                    </a:stretch>
+                  </pic:blipFill>
+                  <pic:spPr>
+                    <a:xfrm>
+                      <a:off x="0" y="0"/>
+                      <a:ext cx="2022099" cy="1564412"/>
+                    </a:xfrm>
+                    <a:prstGeom prst="rect">
+                      <a:avLst/>
+                    </a:prstGeom>
+                  </pic:spPr>
+                </pic:pic>
+              </a:graphicData>
+            </a:graphic>
+          </wp:inline>
+        </w:drawing>
+      </w:r>
+    </w:p>
+    <w:p>
+      <w:pPr>
+        <w:rPr>
+          <w:rFonts w:hint="eastAsia"/>
+          <w:lang w:val="fr-FR"/>
+        </w:rPr>
+      </w:pPr>
+    </w:p>
+    <w:p>
+      <w:pPr>
+        <w:rPr>
+          <w:rFonts w:hint="eastAsia"/>
+          <w:lang w:val="fr-FR"/>
+        </w:rPr>
+      </w:pPr>
+    </w:p>
+    <w:p>
+      <w:pPr>
+        <w:rPr>
+          <w:rFonts w:hint="eastAsia"/>
+          <w:lang w:val="fr-FR"/>
+        </w:rPr>
+      </w:pPr>
       <w:r>
         <w:rPr>
           <w:rFonts w:hint="eastAsia"/>
@@ -1856,7 +2290,31 @@
           <w:rFonts w:hint="eastAsia"/>
           <w:lang w:val="fr-FR"/>
         </w:rPr>
-        <w:t>变化房东中新/复活房东的比例高，且集中在周边地区（==pro/superhost少，说明他们更加稳定）</w:t>
+        <w:t>变化房东中新/复活房东的比例高，且集中在周边地区（==pro/</w:t>
+      </w:r>
+      <w:proofErr w:type="spellStart"/>
+      <w:r>
+        <w:rPr>
+          <w:rFonts w:hint="eastAsia"/>
+          <w:lang w:val="fr-FR"/>
+        </w:rPr>
+        <w:t>superhost</w:t>
+      </w:r>
+      <w:proofErr w:type="spellEnd"/>
+      <w:r>
+        <w:rPr>
+          <w:rFonts w:hint="eastAsia"/>
+          <w:lang w:val="fr-FR"/>
+        </w:rPr>
+        <w:t>少，说明</w:t>
+      </w:r>
+      <w:r>
+        <w:rPr>
+          <w:rFonts w:hint="eastAsia"/>
+          <w:lang w:val="fr-FR"/>
+        </w:rPr>
+        <w:lastRenderedPageBreak/>
+        <w:t>他们更加稳定）</w:t>
       </w:r>
     </w:p>
     <w:p>
@@ -1941,8 +2399,33 @@
           <w:rFonts w:hint="eastAsia"/>
           <w:lang w:val="fr-FR"/>
         </w:rPr>
-        <w:t>核心区域因为饱和而无法增加，呈现出更多的改变sp策略，来迎接jo</w:t>
-      </w:r>
+        <w:t>核心区域因为饱和而无法增加，呈现出更多的改变</w:t>
+      </w:r>
+      <w:proofErr w:type="spellStart"/>
+      <w:r>
+        <w:rPr>
+          <w:rFonts w:hint="eastAsia"/>
+          <w:lang w:val="fr-FR"/>
+        </w:rPr>
+        <w:t>sp</w:t>
+      </w:r>
+      <w:proofErr w:type="spellEnd"/>
+      <w:r>
+        <w:rPr>
+          <w:rFonts w:hint="eastAsia"/>
+          <w:lang w:val="fr-FR"/>
+        </w:rPr>
+        <w:t>策略，来迎接</w:t>
+      </w:r>
+      <w:proofErr w:type="spellStart"/>
+      <w:r>
+        <w:rPr>
+          <w:rFonts w:hint="eastAsia"/>
+          <w:lang w:val="fr-FR"/>
+        </w:rPr>
+        <w:t>jo</w:t>
+      </w:r>
+      <w:proofErr w:type="spellEnd"/>
     </w:p>
     <w:p>
       <w:pPr>
@@ -1950,7 +2433,6 @@
           <w:tab w:val="left" w:pos="2210"/>
         </w:tabs>
         <w:rPr>
-          <w:rFonts w:hint="eastAsia"/>
           <w:lang w:val="fr-FR"/>
         </w:rPr>
       </w:pPr>
@@ -1959,7 +2441,6 @@
           <w:noProof/>
           <w:lang w:val="fr-FR"/>
         </w:rPr>
-        <w:lastRenderedPageBreak/>
         <w:drawing>
           <wp:inline distT="0" distB="0" distL="0" distR="0" wp14:anchorId="65AE709E" wp14:editId="702352E2">
             <wp:extent cx="2863850" cy="1510883"/>
@@ -1976,7 +2457,7 @@
                     <pic:cNvPicPr/>
                   </pic:nvPicPr>
                   <pic:blipFill>
-                    <a:blip r:embed="rId15"/>
+                    <a:blip r:embed="rId18"/>
                     <a:stretch>
                       <a:fillRect/>
                     </a:stretch>
@@ -2003,7 +2484,6 @@
           <w:tab w:val="left" w:pos="2210"/>
         </w:tabs>
         <w:rPr>
-          <w:rFonts w:hint="eastAsia"/>
           <w:lang w:val="fr-FR"/>
         </w:rPr>
       </w:pPr>
@@ -2014,30 +2494,21 @@
           <w:tab w:val="left" w:pos="2210"/>
         </w:tabs>
         <w:rPr>
-          <w:rFonts w:hint="eastAsia"/>
-          <w:lang w:val="fr-FR"/>
-        </w:rPr>
-      </w:pPr>
-      <w:r>
-        <w:rPr>
-          <w:rFonts w:hint="eastAsia"/>
-          <w:lang w:val="fr-FR"/>
-        </w:rPr>
-        <w:t>变化房东和价格之间</w:t>
-      </w:r>
-      <w:r>
-        <w:rPr>
-          <w:rFonts w:hint="eastAsia"/>
-          <w:lang w:val="fr-FR"/>
-        </w:rPr>
-        <w:t>联系</w:t>
-      </w:r>
-      <w:r>
-        <w:rPr>
-          <w:rFonts w:hint="eastAsia"/>
-          <w:lang w:val="fr-FR"/>
-        </w:rPr>
-        <w:t>：</w:t>
+          <w:lang w:val="fr-FR"/>
+        </w:rPr>
+      </w:pPr>
+      <w:r>
+        <w:rPr>
+          <w:rFonts w:hint="eastAsia"/>
+          <w:lang w:val="fr-FR"/>
+        </w:rPr>
+        <w:t>A</w:t>
+      </w:r>
+      <w:r>
+        <w:rPr>
+          <w:lang w:val="fr-FR"/>
+        </w:rPr>
+        <w:t>nalyse :</w:t>
       </w:r>
     </w:p>
     <w:p>
@@ -2047,63 +2518,475 @@
         </w:tabs>
         <w:rPr>
           <w:rFonts w:hint="eastAsia"/>
-          <w:u w:val="single"/>
-          <w:lang w:val="fr-FR"/>
-        </w:rPr>
-      </w:pPr>
-      <w:r>
-        <w:rPr>
-          <w:rFonts w:hint="eastAsia"/>
-          <w:u w:val="single"/>
-          <w:lang w:val="fr-FR"/>
-        </w:rPr>
-        <w:t>核心地区</w:t>
-      </w:r>
-      <w:r>
-        <w:rPr>
-          <w:rFonts w:hint="eastAsia"/>
-          <w:u w:val="single"/>
-          <w:lang w:val="fr-FR"/>
-        </w:rPr>
-        <w:t>+16区</w:t>
-      </w:r>
-      <w:r>
-        <w:rPr>
-          <w:rFonts w:hint="eastAsia"/>
-          <w:u w:val="single"/>
-          <w:lang w:val="fr-FR"/>
-        </w:rPr>
-        <w:t>价格上涨更明显，周边地区</w:t>
-      </w:r>
-      <w:r>
-        <w:rPr>
-          <w:rFonts w:hint="eastAsia"/>
-          <w:u w:val="single"/>
-          <w:lang w:val="fr-FR"/>
-        </w:rPr>
-        <w:t>上涨</w:t>
-      </w:r>
-      <w:r>
-        <w:rPr>
-          <w:rFonts w:hint="eastAsia"/>
-          <w:u w:val="single"/>
-          <w:lang w:val="fr-FR"/>
-        </w:rPr>
-        <w:t>较小，甚至</w:t>
-      </w:r>
-      <w:r>
-        <w:rPr>
-          <w:rFonts w:hint="eastAsia"/>
+          <w:lang w:val="fr-FR"/>
+        </w:rPr>
+      </w:pPr>
+      <w:proofErr w:type="spellStart"/>
+      <w:r>
+        <w:rPr>
+          <w:rFonts w:hint="eastAsia"/>
+          <w:lang w:val="fr-FR"/>
+        </w:rPr>
+        <w:t>Is</w:t>
+      </w:r>
+      <w:r>
+        <w:rPr>
+          <w:lang w:val="fr-FR"/>
+        </w:rPr>
+        <w:t>_changed</w:t>
+      </w:r>
+      <w:proofErr w:type="spellEnd"/>
+      <w:r>
+        <w:rPr>
+          <w:lang w:val="fr-FR"/>
+        </w:rPr>
+        <w:t> :</w:t>
+      </w:r>
+      <w:r>
+        <w:rPr>
+          <w:rFonts w:hint="eastAsia"/>
+          <w:lang w:val="fr-FR"/>
+        </w:rPr>
+        <w:t>整体分析</w:t>
+      </w:r>
+      <w:r>
+        <w:rPr>
+          <w:lang w:val="fr-FR"/>
+        </w:rPr>
+        <w:t xml:space="preserve"> </w:t>
+      </w:r>
+    </w:p>
+    <w:p>
+      <w:pPr>
+        <w:pStyle w:val="a9"/>
+        <w:numPr>
+          <w:ilvl w:val="0"/>
+          <w:numId w:val="7"/>
+        </w:numPr>
+        <w:tabs>
+          <w:tab w:val="left" w:pos="2210"/>
+        </w:tabs>
+        <w:rPr>
+          <w:lang w:val="fr-FR"/>
+        </w:rPr>
+      </w:pPr>
+      <w:r>
+        <w:rPr>
+          <w:rFonts w:hint="eastAsia"/>
+          <w:lang w:val="fr-FR"/>
+        </w:rPr>
+        <w:t>核心区变化率略低，周边区略高</w:t>
+      </w:r>
+    </w:p>
+    <w:p>
+      <w:pPr>
+        <w:pStyle w:val="a9"/>
+        <w:numPr>
+          <w:ilvl w:val="0"/>
+          <w:numId w:val="7"/>
+        </w:numPr>
+        <w:tabs>
+          <w:tab w:val="left" w:pos="2210"/>
+        </w:tabs>
+        <w:rPr>
+          <w:lang w:val="fr-FR"/>
+        </w:rPr>
+      </w:pPr>
+      <w:r>
+        <w:rPr>
+          <w:rFonts w:hint="eastAsia"/>
+          <w:lang w:val="fr-FR"/>
+        </w:rPr>
+        <w:t>没有明显集中在场馆附近，例子：</w:t>
+      </w:r>
+      <w:r>
+        <w:t>7区和第8区尽管非常接近奥运场馆，但其变化率仍然较低，呈现出与核心城区相似的特征</w:t>
+      </w:r>
+    </w:p>
+    <w:p>
+      <w:pPr>
+        <w:tabs>
+          <w:tab w:val="left" w:pos="2210"/>
+        </w:tabs>
+        <w:rPr>
+          <w:lang w:val="fr-FR"/>
+        </w:rPr>
+      </w:pPr>
+    </w:p>
+    <w:p>
+      <w:pPr>
+        <w:tabs>
+          <w:tab w:val="left" w:pos="2210"/>
+        </w:tabs>
+        <w:rPr>
+          <w:rFonts w:hint="eastAsia"/>
+          <w:lang w:val="fr-FR"/>
+        </w:rPr>
+      </w:pPr>
+      <w:r>
+        <w:rPr>
+          <w:rFonts w:hint="eastAsia"/>
+          <w:lang w:val="fr-FR"/>
+        </w:rPr>
+        <w:t>房东行为变化类型</w:t>
+      </w:r>
+    </w:p>
+    <w:p>
+      <w:pPr>
+        <w:pStyle w:val="a9"/>
+        <w:numPr>
+          <w:ilvl w:val="0"/>
+          <w:numId w:val="7"/>
+        </w:numPr>
+        <w:tabs>
+          <w:tab w:val="left" w:pos="2210"/>
+        </w:tabs>
+        <w:rPr>
+          <w:rFonts w:hint="eastAsia"/>
+          <w:lang w:val="fr-FR"/>
+        </w:rPr>
+      </w:pPr>
+      <w:r>
+        <w:rPr>
+          <w:rFonts w:hint="eastAsia"/>
+          <w:lang w:val="fr-FR"/>
+        </w:rPr>
+        <w:t>新进入市场房东比例：周边区域高于核心区</w:t>
+      </w:r>
+    </w:p>
+    <w:p>
+      <w:pPr>
+        <w:pStyle w:val="a9"/>
+        <w:numPr>
+          <w:ilvl w:val="0"/>
+          <w:numId w:val="7"/>
+        </w:numPr>
+        <w:tabs>
+          <w:tab w:val="left" w:pos="2210"/>
+        </w:tabs>
+        <w:rPr>
+          <w:rFonts w:hint="eastAsia"/>
+          <w:lang w:val="fr-FR"/>
+        </w:rPr>
+      </w:pPr>
+      <w:r>
+        <w:rPr>
+          <w:rFonts w:hint="eastAsia"/>
+          <w:lang w:val="fr-FR"/>
+        </w:rPr>
+        <w:t>改变</w:t>
+      </w:r>
+      <w:proofErr w:type="spellStart"/>
+      <w:r>
+        <w:rPr>
+          <w:rFonts w:hint="eastAsia"/>
+          <w:lang w:val="fr-FR"/>
+        </w:rPr>
+        <w:t>sp</w:t>
+      </w:r>
+      <w:proofErr w:type="spellEnd"/>
+      <w:r>
+        <w:rPr>
+          <w:rFonts w:hint="eastAsia"/>
+          <w:lang w:val="fr-FR"/>
+        </w:rPr>
+        <w:t>房东比例：</w:t>
+      </w:r>
+      <w:r>
+        <w:rPr>
+          <w:rFonts w:hint="eastAsia"/>
+          <w:lang w:val="fr-FR"/>
+        </w:rPr>
+        <w:t>核心区高于</w:t>
+      </w:r>
+      <w:r>
+        <w:rPr>
+          <w:rFonts w:hint="eastAsia"/>
+          <w:lang w:val="fr-FR"/>
+        </w:rPr>
+        <w:t>周边区域</w:t>
+      </w:r>
+    </w:p>
+    <w:p>
+      <w:pPr>
+        <w:tabs>
+          <w:tab w:val="left" w:pos="2210"/>
+        </w:tabs>
+        <w:rPr>
+          <w:lang w:val="fr-FR"/>
+        </w:rPr>
+      </w:pPr>
+    </w:p>
+    <w:p>
+      <w:pPr>
+        <w:tabs>
+          <w:tab w:val="left" w:pos="2210"/>
+        </w:tabs>
+        <w:rPr>
+          <w:rFonts w:hint="eastAsia"/>
+          <w:lang w:val="fr-FR"/>
+        </w:rPr>
+      </w:pPr>
+      <w:r>
+        <w:rPr>
+          <w:rFonts w:hint="eastAsia"/>
+          <w:lang w:val="fr-FR"/>
+        </w:rPr>
+        <w:t>补充：</w:t>
+      </w:r>
+    </w:p>
+    <w:p>
+      <w:pPr>
+        <w:numPr>
+          <w:ilvl w:val="0"/>
+          <w:numId w:val="6"/>
+        </w:numPr>
+        <w:tabs>
+          <w:tab w:val="left" w:pos="2210"/>
+        </w:tabs>
+      </w:pPr>
+      <w:r>
+        <w:t>15</w:t>
+      </w:r>
+      <w:r>
+        <w:rPr>
+          <w:rFonts w:ascii="Times New Roman" w:hAnsi="Times New Roman" w:cs="Times New Roman"/>
+        </w:rPr>
+        <w:t>ᵉ</w:t>
+      </w:r>
+      <w:r>
+        <w:t>和16</w:t>
+      </w:r>
+      <w:r>
+        <w:rPr>
+          <w:rFonts w:ascii="Times New Roman" w:hAnsi="Times New Roman" w:cs="Times New Roman"/>
+        </w:rPr>
+        <w:t>ᵉ</w:t>
+      </w:r>
+      <w:r>
+        <w:t>区是</w:t>
+      </w:r>
+      <w:r>
+        <w:rPr>
           <w:b/>
           <w:bCs/>
+        </w:rPr>
+        <w:t>混合区</w:t>
+      </w:r>
+      <w:r>
+        <w:t>：既有新进入市场的房东，也有改变自我展示策略的房东</w:t>
+      </w:r>
+    </w:p>
+    <w:p>
+      <w:pPr>
+        <w:numPr>
+          <w:ilvl w:val="0"/>
+          <w:numId w:val="6"/>
+        </w:numPr>
+        <w:tabs>
+          <w:tab w:val="left" w:pos="2210"/>
+        </w:tabs>
+      </w:pPr>
+      <w:r>
+        <w:t>这一观察</w:t>
+      </w:r>
+      <w:r>
+        <w:rPr>
+          <w:b/>
+          <w:bCs/>
+        </w:rPr>
+        <w:t>直接回应 H2</w:t>
+      </w:r>
+      <w:r>
+        <w:t>：行为变化不仅与类别有关，也与空间分布有关</w:t>
+      </w:r>
+    </w:p>
+    <w:p>
+      <w:pPr>
+        <w:numPr>
+          <w:ilvl w:val="0"/>
+          <w:numId w:val="6"/>
+        </w:numPr>
+        <w:tabs>
+          <w:tab w:val="left" w:pos="2210"/>
+        </w:tabs>
+      </w:pPr>
+      <w:r>
+        <w:t>变化主要由非专业房东推动（专业房东 &amp; 超级房东比例低）</w:t>
+      </w:r>
+    </w:p>
+    <w:p>
+      <w:pPr>
+        <w:numPr>
+          <w:ilvl w:val="0"/>
+          <w:numId w:val="6"/>
+        </w:numPr>
+        <w:tabs>
+          <w:tab w:val="left" w:pos="2210"/>
+        </w:tabs>
+      </w:pPr>
+      <w:r>
+        <w:t>奥运会更多刺激的是</w:t>
+      </w:r>
+      <w:r>
+        <w:rPr>
+          <w:b/>
+          <w:bCs/>
+        </w:rPr>
+        <w:t>机会性、临时性策略</w:t>
+      </w:r>
+      <w:r>
+        <w:t>，而非市场的深度重构</w:t>
+      </w:r>
+    </w:p>
+    <w:p>
+      <w:pPr>
+        <w:tabs>
+          <w:tab w:val="left" w:pos="2210"/>
+        </w:tabs>
+      </w:pPr>
+    </w:p>
+    <w:p>
+      <w:pPr>
+        <w:tabs>
+          <w:tab w:val="left" w:pos="2210"/>
+        </w:tabs>
+        <w:rPr>
+          <w:strike/>
+          <w:lang w:val="fr-FR"/>
+        </w:rPr>
+      </w:pPr>
+    </w:p>
+    <w:p>
+      <w:pPr>
+        <w:tabs>
+          <w:tab w:val="left" w:pos="2210"/>
+        </w:tabs>
+        <w:rPr>
+          <w:strike/>
+          <w:lang w:val="fr-FR"/>
+        </w:rPr>
+      </w:pPr>
+    </w:p>
+    <w:p>
+      <w:pPr>
+        <w:tabs>
+          <w:tab w:val="left" w:pos="2210"/>
+        </w:tabs>
+        <w:rPr>
+          <w:strike/>
+          <w:lang w:val="fr-FR"/>
+        </w:rPr>
+      </w:pPr>
+    </w:p>
+    <w:p>
+      <w:pPr>
+        <w:tabs>
+          <w:tab w:val="left" w:pos="2210"/>
+        </w:tabs>
+        <w:rPr>
+          <w:rFonts w:hint="eastAsia"/>
+          <w:strike/>
+          <w:lang w:val="fr-FR"/>
+        </w:rPr>
+      </w:pPr>
+      <w:r>
+        <w:rPr>
+          <w:rFonts w:hint="eastAsia"/>
+          <w:strike/>
+          <w:lang w:val="fr-FR"/>
+        </w:rPr>
+        <w:t>变化房东和价格之间</w:t>
+      </w:r>
+      <w:r>
+        <w:rPr>
+          <w:rFonts w:hint="eastAsia"/>
+          <w:strike/>
+          <w:lang w:val="fr-FR"/>
+        </w:rPr>
+        <w:t>联系</w:t>
+      </w:r>
+      <w:r>
+        <w:rPr>
+          <w:rFonts w:hint="eastAsia"/>
+          <w:strike/>
+          <w:lang w:val="fr-FR"/>
+        </w:rPr>
+        <w:t>：</w:t>
+      </w:r>
+    </w:p>
+    <w:p>
+      <w:pPr>
+        <w:tabs>
+          <w:tab w:val="left" w:pos="2210"/>
+        </w:tabs>
+        <w:rPr>
+          <w:rFonts w:hint="eastAsia"/>
+          <w:strike/>
           <w:u w:val="single"/>
           <w:lang w:val="fr-FR"/>
         </w:rPr>
+      </w:pPr>
+      <w:r>
+        <w:rPr>
+          <w:rFonts w:hint="eastAsia"/>
+          <w:strike/>
+          <w:u w:val="single"/>
+          <w:lang w:val="fr-FR"/>
+        </w:rPr>
+        <w:t>核心地区</w:t>
+      </w:r>
+      <w:r>
+        <w:rPr>
+          <w:rFonts w:hint="eastAsia"/>
+          <w:strike/>
+          <w:u w:val="single"/>
+          <w:lang w:val="fr-FR"/>
+        </w:rPr>
+        <w:t>+16区</w:t>
+      </w:r>
+      <w:r>
+        <w:rPr>
+          <w:rFonts w:hint="eastAsia"/>
+          <w:strike/>
+          <w:u w:val="single"/>
+          <w:lang w:val="fr-FR"/>
+        </w:rPr>
+        <w:t>价格上涨更明显，周边地区</w:t>
+      </w:r>
+      <w:r>
+        <w:rPr>
+          <w:rFonts w:hint="eastAsia"/>
+          <w:strike/>
+          <w:u w:val="single"/>
+          <w:lang w:val="fr-FR"/>
+        </w:rPr>
+        <w:t>上涨</w:t>
+      </w:r>
+      <w:r>
+        <w:rPr>
+          <w:rFonts w:hint="eastAsia"/>
+          <w:strike/>
+          <w:u w:val="single"/>
+          <w:lang w:val="fr-FR"/>
+        </w:rPr>
+        <w:t>较小，甚至</w:t>
+      </w:r>
+      <w:r>
+        <w:rPr>
+          <w:rFonts w:hint="eastAsia"/>
+          <w:b/>
+          <w:bCs/>
+          <w:strike/>
+          <w:u w:val="single"/>
+          <w:lang w:val="fr-FR"/>
+        </w:rPr>
         <w:t>下降</w:t>
       </w:r>
       <w:r>
         <w:rPr>
           <w:rFonts w:hint="eastAsia"/>
+          <w:strike/>
           <w:u w:val="single"/>
           <w:lang w:val="fr-FR"/>
         </w:rPr>
@@ -2112,6 +2995,7 @@
       <w:r>
         <w:rPr>
           <w:rFonts w:hint="eastAsia"/>
+          <w:strike/>
           <w:u w:val="single"/>
           <w:lang w:val="fr-FR"/>
         </w:rPr>
@@ -2130,12 +3014,14 @@
         </w:tabs>
         <w:rPr>
           <w:rFonts w:hint="eastAsia"/>
-          <w:lang w:val="fr-FR"/>
-        </w:rPr>
-      </w:pPr>
-      <w:r>
-        <w:rPr>
-          <w:rFonts w:hint="eastAsia"/>
+          <w:strike/>
+          <w:lang w:val="fr-FR"/>
+        </w:rPr>
+      </w:pPr>
+      <w:r>
+        <w:rPr>
+          <w:rFonts w:hint="eastAsia"/>
+          <w:strike/>
           <w:lang w:val="fr-FR"/>
         </w:rPr>
         <w:t>核心地区的房东改变策略，上调价格</w:t>
@@ -2153,12 +3039,14 @@
         </w:tabs>
         <w:rPr>
           <w:rFonts w:hint="eastAsia"/>
-          <w:lang w:val="fr-FR"/>
-        </w:rPr>
-      </w:pPr>
-      <w:r>
-        <w:rPr>
-          <w:rFonts w:hint="eastAsia"/>
+          <w:strike/>
+          <w:lang w:val="fr-FR"/>
+        </w:rPr>
+      </w:pPr>
+      <w:r>
+        <w:rPr>
+          <w:rFonts w:hint="eastAsia"/>
+          <w:strike/>
           <w:lang w:val="fr-FR"/>
         </w:rPr>
         <w:t>周边地区</w:t>
@@ -2166,6 +3054,7 @@
       <w:r>
         <w:rPr>
           <w:rFonts w:hint="eastAsia"/>
+          <w:strike/>
           <w:lang w:val="fr-FR"/>
         </w:rPr>
         <w:t>虽然</w:t>
@@ -2173,6 +3062,7 @@
       <w:r>
         <w:rPr>
           <w:rFonts w:hint="eastAsia"/>
+          <w:strike/>
           <w:lang w:val="fr-FR"/>
         </w:rPr>
         <w:t>房源增多，但价格</w:t>
@@ -2180,6 +3070,7 @@
       <w:r>
         <w:rPr>
           <w:rFonts w:hint="eastAsia"/>
+          <w:strike/>
           <w:lang w:val="fr-FR"/>
         </w:rPr>
         <w:t>维持</w:t>
@@ -2187,6 +3078,7 @@
       <w:r>
         <w:rPr>
           <w:rFonts w:hint="eastAsia"/>
+          <w:strike/>
           <w:lang w:val="fr-FR"/>
         </w:rPr>
         <w:t>在</w:t>
@@ -2194,6 +3086,7 @@
       <w:r>
         <w:rPr>
           <w:rFonts w:hint="eastAsia"/>
+          <w:strike/>
           <w:lang w:val="fr-FR"/>
         </w:rPr>
         <w:t>普通水平</w:t>
@@ -2201,9 +3094,28 @@
       <w:r>
         <w:rPr>
           <w:rFonts w:hint="eastAsia"/>
-          <w:lang w:val="fr-FR"/>
-        </w:rPr>
-        <w:t>，并没有因为jo而大幅度上传</w:t>
+          <w:strike/>
+          <w:lang w:val="fr-FR"/>
+        </w:rPr>
+        <w:t>，并没有因为</w:t>
+      </w:r>
+      <w:proofErr w:type="spellStart"/>
+      <w:r>
+        <w:rPr>
+          <w:rFonts w:hint="eastAsia"/>
+          <w:strike/>
+          <w:lang w:val="fr-FR"/>
+        </w:rPr>
+        <w:t>jo</w:t>
+      </w:r>
+      <w:proofErr w:type="spellEnd"/>
+      <w:r>
+        <w:rPr>
+          <w:rFonts w:hint="eastAsia"/>
+          <w:strike/>
+          <w:lang w:val="fr-FR"/>
+        </w:rPr>
+        <w:t>而大幅度上传</w:t>
       </w:r>
     </w:p>
     <w:p>
@@ -2213,6 +3125,7 @@
         </w:tabs>
         <w:rPr>
           <w:rFonts w:hint="eastAsia"/>
+          <w:strike/>
           <w:lang w:val="fr-FR"/>
         </w:rPr>
       </w:pPr>
@@ -2224,12 +3137,14 @@
         </w:tabs>
         <w:rPr>
           <w:rFonts w:hint="eastAsia"/>
-          <w:lang w:val="fr-FR"/>
-        </w:rPr>
-      </w:pPr>
-      <w:r>
-        <w:rPr>
-          <w:rFonts w:hint="eastAsia"/>
+          <w:strike/>
+          <w:lang w:val="fr-FR"/>
+        </w:rPr>
+      </w:pPr>
+      <w:r>
+        <w:rPr>
+          <w:rFonts w:hint="eastAsia"/>
+          <w:strike/>
           <w:lang w:val="fr-FR"/>
         </w:rPr>
         <w:t>可预订</w:t>
@@ -2237,6 +3152,7 @@
       <w:r>
         <w:rPr>
           <w:rFonts w:hint="eastAsia"/>
+          <w:strike/>
           <w:lang w:val="fr-FR"/>
         </w:rPr>
         <w:t>天数</w:t>
@@ -2244,6 +3160,7 @@
       <w:r>
         <w:rPr>
           <w:rFonts w:hint="eastAsia"/>
+          <w:strike/>
           <w:lang w:val="fr-FR"/>
         </w:rPr>
         <w:t>没有特别的规律？</w:t>
@@ -2280,7 +3197,7 @@
                     <pic:cNvPicPr/>
                   </pic:nvPicPr>
                   <pic:blipFill>
-                    <a:blip r:embed="rId16"/>
+                    <a:blip r:embed="rId19"/>
                     <a:stretch>
                       <a:fillRect/>
                     </a:stretch>
@@ -2339,7 +3256,7 @@
                     <pic:cNvPicPr/>
                   </pic:nvPicPr>
                   <pic:blipFill>
-                    <a:blip r:embed="rId17"/>
+                    <a:blip r:embed="rId20"/>
                     <a:stretch>
                       <a:fillRect/>
                     </a:stretch>
@@ -2386,6 +3303,7 @@
           <w:noProof/>
           <w:lang w:val="fr-FR"/>
         </w:rPr>
+        <w:lastRenderedPageBreak/>
         <w:drawing>
           <wp:inline distT="0" distB="0" distL="0" distR="0" wp14:anchorId="376DF8A1" wp14:editId="30D8CEFC">
             <wp:extent cx="5274310" cy="1228090"/>
@@ -2510,18 +3428,28 @@
         </w:rPr>
         <w:t>通过检查房东的description，</w:t>
       </w:r>
+      <w:proofErr w:type="spellStart"/>
       <w:r>
         <w:rPr>
           <w:lang w:val="fr-FR"/>
         </w:rPr>
         <w:t>neighborviews_overview</w:t>
       </w:r>
-      <w:r>
-        <w:rPr>
-          <w:rFonts w:hint="eastAsia"/>
-          <w:lang w:val="fr-FR"/>
-        </w:rPr>
-        <w:t>，host</w:t>
+      <w:proofErr w:type="spellEnd"/>
+      <w:r>
+        <w:rPr>
+          <w:rFonts w:hint="eastAsia"/>
+          <w:lang w:val="fr-FR"/>
+        </w:rPr>
+        <w:t>，</w:t>
+      </w:r>
+      <w:proofErr w:type="spellStart"/>
+      <w:r>
+        <w:rPr>
+          <w:rFonts w:hint="eastAsia"/>
+          <w:lang w:val="fr-FR"/>
+        </w:rPr>
+        <w:t>host</w:t>
       </w:r>
       <w:r>
         <w:rPr>
@@ -2529,12 +3457,45 @@
         </w:rPr>
         <w:t>_about</w:t>
       </w:r>
-      <w:r>
-        <w:rPr>
-          <w:rFonts w:hint="eastAsia"/>
-          <w:lang w:val="fr-FR"/>
-        </w:rPr>
-        <w:t>我们确实发现很多房东表示将自己的房子特别在jo期间出租，或者强调距离jo场馆很近，来</w:t>
+      <w:proofErr w:type="spellEnd"/>
+      <w:r>
+        <w:rPr>
+          <w:rFonts w:hint="eastAsia"/>
+          <w:lang w:val="fr-FR"/>
+        </w:rPr>
+        <w:t>我们确实发现很多房东表示将自己的房子特别在</w:t>
+      </w:r>
+      <w:proofErr w:type="spellStart"/>
+      <w:r>
+        <w:rPr>
+          <w:rFonts w:hint="eastAsia"/>
+          <w:lang w:val="fr-FR"/>
+        </w:rPr>
+        <w:t>jo</w:t>
+      </w:r>
+      <w:proofErr w:type="spellEnd"/>
+      <w:r>
+        <w:rPr>
+          <w:rFonts w:hint="eastAsia"/>
+          <w:lang w:val="fr-FR"/>
+        </w:rPr>
+        <w:t>期间出租，或者强调距离</w:t>
+      </w:r>
+      <w:proofErr w:type="spellStart"/>
+      <w:r>
+        <w:rPr>
+          <w:rFonts w:hint="eastAsia"/>
+          <w:lang w:val="fr-FR"/>
+        </w:rPr>
+        <w:t>jo</w:t>
+      </w:r>
+      <w:proofErr w:type="spellEnd"/>
+      <w:r>
+        <w:rPr>
+          <w:rFonts w:hint="eastAsia"/>
+          <w:lang w:val="fr-FR"/>
+        </w:rPr>
+        <w:t>场馆很近，来</w:t>
       </w:r>
       <w:r>
         <w:rPr>
@@ -2564,22 +3525,54 @@
           <w:rFonts w:hint="eastAsia"/>
           <w:lang w:val="fr-FR"/>
         </w:rPr>
-        <w:t>通过24030609的对比我们可以发现，jo的关键词在2406期间明显增加，并在2409有回落。</w:t>
-      </w:r>
-    </w:p>
-    <w:p>
-      <w:pPr>
-        <w:rPr>
-          <w:rFonts w:hint="eastAsia"/>
-          <w:lang w:val="fr-FR"/>
-        </w:rPr>
-      </w:pPr>
-      <w:r>
-        <w:rPr>
-          <w:rFonts w:hint="eastAsia"/>
-          <w:lang w:val="fr-FR"/>
-        </w:rPr>
-        <w:t>相比于提及旅游景点的比例则没有因为jo发生显著变化：</w:t>
+        <w:t>通过24030609的对比我们可以发现，</w:t>
+      </w:r>
+      <w:proofErr w:type="spellStart"/>
+      <w:r>
+        <w:rPr>
+          <w:rFonts w:hint="eastAsia"/>
+          <w:lang w:val="fr-FR"/>
+        </w:rPr>
+        <w:t>jo</w:t>
+      </w:r>
+      <w:proofErr w:type="spellEnd"/>
+      <w:r>
+        <w:rPr>
+          <w:rFonts w:hint="eastAsia"/>
+          <w:lang w:val="fr-FR"/>
+        </w:rPr>
+        <w:t>的关键词在2406期间明显增加，并在2409有回落。</w:t>
+      </w:r>
+    </w:p>
+    <w:p>
+      <w:pPr>
+        <w:rPr>
+          <w:rFonts w:hint="eastAsia"/>
+          <w:lang w:val="fr-FR"/>
+        </w:rPr>
+      </w:pPr>
+      <w:r>
+        <w:rPr>
+          <w:rFonts w:hint="eastAsia"/>
+          <w:lang w:val="fr-FR"/>
+        </w:rPr>
+        <w:t>相比于提及旅游景点的比例则没有因为</w:t>
+      </w:r>
+      <w:proofErr w:type="spellStart"/>
+      <w:r>
+        <w:rPr>
+          <w:rFonts w:hint="eastAsia"/>
+          <w:lang w:val="fr-FR"/>
+        </w:rPr>
+        <w:t>jo</w:t>
+      </w:r>
+      <w:proofErr w:type="spellEnd"/>
+      <w:r>
+        <w:rPr>
+          <w:rFonts w:hint="eastAsia"/>
+          <w:lang w:val="fr-FR"/>
+        </w:rPr>
+        <w:t>发生显著变化：</w:t>
       </w:r>
     </w:p>
     <w:p>
@@ -2610,7 +3603,7 @@
                     <pic:cNvPicPr/>
                   </pic:nvPicPr>
                   <pic:blipFill>
-                    <a:blip r:embed="rId18"/>
+                    <a:blip r:embed="rId21"/>
                     <a:stretch>
                       <a:fillRect/>
                     </a:stretch>
@@ -2659,7 +3652,7 @@
                     <pic:cNvPicPr/>
                   </pic:nvPicPr>
                   <pic:blipFill>
-                    <a:blip r:embed="rId19"/>
+                    <a:blip r:embed="rId22"/>
                     <a:stretch>
                       <a:fillRect/>
                     </a:stretch>
@@ -2683,19 +3676,54 @@
     <w:p>
       <w:pPr>
         <w:rPr>
-          <w:lang w:val="fr-FR"/>
-        </w:rPr>
-      </w:pPr>
+          <w:rFonts w:hint="eastAsia"/>
+          <w:lang w:val="fr-FR"/>
+        </w:rPr>
+      </w:pPr>
+      <w:proofErr w:type="spellStart"/>
+      <w:proofErr w:type="gramStart"/>
       <w:r>
         <w:rPr>
           <w:lang w:val="fr-FR"/>
         </w:rPr>
         <w:t>xxxx</w:t>
       </w:r>
-    </w:p>
-    <w:p>
-      <w:pPr>
-        <w:rPr>
+      <w:proofErr w:type="spellEnd"/>
+      <w:proofErr w:type="gramEnd"/>
+    </w:p>
+    <w:p>
+      <w:pPr>
+        <w:rPr>
+          <w:rFonts w:hint="eastAsia"/>
+          <w:lang w:val="fr-FR"/>
+        </w:rPr>
+      </w:pPr>
+      <w:proofErr w:type="spellStart"/>
+      <w:r>
+        <w:rPr>
+          <w:rFonts w:hint="eastAsia"/>
+          <w:lang w:val="fr-FR"/>
+        </w:rPr>
+        <w:t>T</w:t>
+      </w:r>
+      <w:r>
+        <w:rPr>
+          <w:lang w:val="fr-FR"/>
+        </w:rPr>
+        <w:t>actics</w:t>
+      </w:r>
+      <w:proofErr w:type="spellEnd"/>
+      <w:r>
+        <w:rPr>
+          <w:lang w:val="fr-FR"/>
+        </w:rPr>
+        <w:t> :</w:t>
+      </w:r>
+    </w:p>
+    <w:p>
+      <w:pPr>
+        <w:rPr>
+          <w:rFonts w:hint="eastAsia"/>
           <w:lang w:val="fr-FR"/>
         </w:rPr>
       </w:pPr>
@@ -2705,27 +3733,6 @@
           <w:lang w:val="fr-FR"/>
         </w:rPr>
         <w:lastRenderedPageBreak/>
-        <w:t>T</w:t>
-      </w:r>
-      <w:r>
-        <w:rPr>
-          <w:lang w:val="fr-FR"/>
-        </w:rPr>
-        <w:t>actics :</w:t>
-      </w:r>
-    </w:p>
-    <w:p>
-      <w:pPr>
-        <w:rPr>
-          <w:rFonts w:hint="eastAsia"/>
-          <w:lang w:val="fr-FR"/>
-        </w:rPr>
-      </w:pPr>
-      <w:r>
-        <w:rPr>
-          <w:rFonts w:hint="eastAsia"/>
-          <w:lang w:val="fr-FR"/>
-        </w:rPr>
         <w:t>自我展示策略较为突出的是181920使用的</w:t>
       </w:r>
       <w:r>
@@ -2786,7 +3793,7 @@
                     <pic:cNvPicPr/>
                   </pic:nvPicPr>
                   <pic:blipFill>
-                    <a:blip r:embed="rId20"/>
+                    <a:blip r:embed="rId23"/>
                     <a:stretch>
                       <a:fillRect/>
                     </a:stretch>
@@ -2866,7 +3873,7 @@
                     <pic:cNvPicPr/>
                   </pic:nvPicPr>
                   <pic:blipFill>
-                    <a:blip r:embed="rId21"/>
+                    <a:blip r:embed="rId24"/>
                     <a:stretch>
                       <a:fillRect/>
                     </a:stretch>
@@ -2900,7 +3907,6 @@
           <w:rFonts w:hint="eastAsia"/>
           <w:lang w:val="fr-FR"/>
         </w:rPr>
-        <w:lastRenderedPageBreak/>
         <w:t>C</w:t>
       </w:r>
       <w:r>
@@ -2919,12 +3925,7 @@
       </w:pPr>
     </w:p>
     <w:sectPr>
-      <w:headerReference w:type="even" r:id="rId22"/>
-      <w:headerReference w:type="default" r:id="rId23"/>
-      <w:footerReference w:type="even" r:id="rId24"/>
       <w:footerReference w:type="default" r:id="rId25"/>
-      <w:headerReference w:type="first" r:id="rId26"/>
-      <w:footerReference w:type="first" r:id="rId27"/>
       <w:pgSz w:w="11906" w:h="16838"/>
       <w:pgMar w:top="1440" w:right="1800" w:bottom="1440" w:left="1800" w:header="851" w:footer="992" w:gutter="0"/>
       <w:cols w:space="425"/>
@@ -2966,19 +3967,6 @@
 </file>
 
 <file path=word/footer1.xml><?xml version="1.0" encoding="utf-8"?>
-<w:ftr xmlns:wpc="http://schemas.microsoft.com/office/word/2010/wordprocessingCanvas" xmlns:cx="http://schemas.microsoft.com/office/drawing/2014/chartex" xmlns:cx1="http://schemas.microsoft.com/office/drawing/2015/9/8/chartex" xmlns:cx2="http://schemas.microsoft.com/office/drawing/2015/10/21/chartex" xmlns:cx3="http://schemas.microsoft.com/office/drawing/2016/5/9/chartex" xmlns:cx4="http://schemas.microsoft.com/office/drawing/2016/5/10/chartex" xmlns:cx5="http://schemas.microsoft.com/office/drawing/2016/5/11/chartex" xmlns:cx6="http://schemas.microsoft.com/office/drawing/2016/5/12/chartex" xmlns:cx7="http://schemas.microsoft.com/office/drawing/2016/5/13/chartex" xmlns:cx8="http://schemas.microsoft.com/office/drawing/2016/5/14/chartex" xmlns:mc="http://schemas.openxmlformats.org/markup-compatibility/2006" xmlns:aink="http://schemas.microsoft.com/office/drawing/2016/ink" xmlns:am3d="http://schemas.microsoft.com/office/drawing/2017/model3d" xmlns:o="urn:schemas-microsoft-com:office:office" xmlns:oel="http://schemas.microsoft.com/office/2019/extlst" xmlns:r="http://schemas.openxmlformats.org/officeDocument/2006/relationships" xmlns:m="http://schemas.openxmlformats.org/officeDocument/2006/math" xmlns:v="urn:schemas-microsoft-com:vml" xmlns:wp14="http://schemas.microsoft.com/office/word/2010/wordprocessingDrawing" xmlns:wp="http://schemas.openxmlformats.org/drawingml/2006/wordprocessingDrawing" xmlns:w10="urn:schemas-microsoft-com:office:word" xmlns:w="http://schemas.openxmlformats.org/wordprocessingml/2006/main" xmlns:w14="http://schemas.microsoft.com/office/word/2010/wordml" xmlns:w15="http://schemas.microsoft.com/office/word/2012/wordml" xmlns:w16cex="http://schemas.microsoft.com/office/word/2018/wordml/cex" xmlns:w16cid="http://schemas.microsoft.com/office/word/2016/wordml/cid" xmlns:w16="http://schemas.microsoft.com/office/word/2018/wordml" xmlns:w16du="http://schemas.microsoft.com/office/word/2023/wordml/word16du" xmlns:w16sdtdh="http://schemas.microsoft.com/office/word/2020/wordml/sdtdatahash" xmlns:w16sdtfl="http://schemas.microsoft.com/office/word/2024/wordml/sdtformatlock" xmlns:w16se="http://schemas.microsoft.com/office/word/2015/wordml/symex" xmlns:wpg="http://schemas.microsoft.com/office/word/2010/wordprocessingGroup" xmlns:wpi="http://schemas.microsoft.com/office/word/2010/wordprocessingInk" xmlns:wne="http://schemas.microsoft.com/office/word/2006/wordml" xmlns:wps="http://schemas.microsoft.com/office/word/2010/wordprocessingShape" mc:Ignorable="w14 w15 w16se w16cid w16 w16cex w16sdtdh w16sdtfl w16du wp14">
-  <w:p>
-    <w:pPr>
-      <w:pStyle w:val="af0"/>
-      <w:rPr>
-        <w:rFonts w:hint="eastAsia"/>
-      </w:rPr>
-    </w:pPr>
-  </w:p>
-</w:ftr>
-</file>
-
-<file path=word/footer2.xml><?xml version="1.0" encoding="utf-8"?>
 <w:ftr xmlns:wpc="http://schemas.microsoft.com/office/word/2010/wordprocessingCanvas" xmlns:cx="http://schemas.microsoft.com/office/drawing/2014/chartex" xmlns:cx1="http://schemas.microsoft.com/office/drawing/2015/9/8/chartex" xmlns:cx2="http://schemas.microsoft.com/office/drawing/2015/10/21/chartex" xmlns:cx3="http://schemas.microsoft.com/office/drawing/2016/5/9/chartex" xmlns:cx4="http://schemas.microsoft.com/office/drawing/2016/5/10/chartex" xmlns:cx5="http://schemas.microsoft.com/office/drawing/2016/5/11/chartex" xmlns:cx6="http://schemas.microsoft.com/office/drawing/2016/5/12/chartex" xmlns:cx7="http://schemas.microsoft.com/office/drawing/2016/5/13/chartex" xmlns:cx8="http://schemas.microsoft.com/office/drawing/2016/5/14/chartex" xmlns:mc="http://schemas.openxmlformats.org/markup-compatibility/2006" xmlns:aink="http://schemas.microsoft.com/office/drawing/2016/ink" xmlns:am3d="http://schemas.microsoft.com/office/drawing/2017/model3d" xmlns:o="urn:schemas-microsoft-com:office:office" xmlns:oel="http://schemas.microsoft.com/office/2019/extlst" xmlns:r="http://schemas.openxmlformats.org/officeDocument/2006/relationships" xmlns:m="http://schemas.openxmlformats.org/officeDocument/2006/math" xmlns:v="urn:schemas-microsoft-com:vml" xmlns:wp14="http://schemas.microsoft.com/office/word/2010/wordprocessingDrawing" xmlns:wp="http://schemas.openxmlformats.org/drawingml/2006/wordprocessingDrawing" xmlns:w10="urn:schemas-microsoft-com:office:word" xmlns:w="http://schemas.openxmlformats.org/wordprocessingml/2006/main" xmlns:w14="http://schemas.microsoft.com/office/word/2010/wordml" xmlns:w15="http://schemas.microsoft.com/office/word/2012/wordml" xmlns:w16cex="http://schemas.microsoft.com/office/word/2018/wordml/cex" xmlns:w16cid="http://schemas.microsoft.com/office/word/2016/wordml/cid" xmlns:w16="http://schemas.microsoft.com/office/word/2018/wordml" xmlns:w16du="http://schemas.microsoft.com/office/word/2023/wordml/word16du" xmlns:w16sdtdh="http://schemas.microsoft.com/office/word/2020/wordml/sdtdatahash" xmlns:w16sdtfl="http://schemas.microsoft.com/office/word/2024/wordml/sdtformatlock" xmlns:w16se="http://schemas.microsoft.com/office/word/2015/wordml/symex" xmlns:wpg="http://schemas.microsoft.com/office/word/2010/wordprocessingGroup" xmlns:wpi="http://schemas.microsoft.com/office/word/2010/wordprocessingInk" xmlns:wne="http://schemas.microsoft.com/office/word/2006/wordml" xmlns:wps="http://schemas.microsoft.com/office/word/2010/wordprocessingShape" mc:Ignorable="w14 w15 w16se w16cid w16 w16cex w16sdtdh w16sdtfl w16du wp14">
   <w:sdt>
     <w:sdtPr>
@@ -3029,19 +4017,6 @@
 </w:ftr>
 </file>
 
-<file path=word/footer3.xml><?xml version="1.0" encoding="utf-8"?>
-<w:ftr xmlns:wpc="http://schemas.microsoft.com/office/word/2010/wordprocessingCanvas" xmlns:cx="http://schemas.microsoft.com/office/drawing/2014/chartex" xmlns:cx1="http://schemas.microsoft.com/office/drawing/2015/9/8/chartex" xmlns:cx2="http://schemas.microsoft.com/office/drawing/2015/10/21/chartex" xmlns:cx3="http://schemas.microsoft.com/office/drawing/2016/5/9/chartex" xmlns:cx4="http://schemas.microsoft.com/office/drawing/2016/5/10/chartex" xmlns:cx5="http://schemas.microsoft.com/office/drawing/2016/5/11/chartex" xmlns:cx6="http://schemas.microsoft.com/office/drawing/2016/5/12/chartex" xmlns:cx7="http://schemas.microsoft.com/office/drawing/2016/5/13/chartex" xmlns:cx8="http://schemas.microsoft.com/office/drawing/2016/5/14/chartex" xmlns:mc="http://schemas.openxmlformats.org/markup-compatibility/2006" xmlns:aink="http://schemas.microsoft.com/office/drawing/2016/ink" xmlns:am3d="http://schemas.microsoft.com/office/drawing/2017/model3d" xmlns:o="urn:schemas-microsoft-com:office:office" xmlns:oel="http://schemas.microsoft.com/office/2019/extlst" xmlns:r="http://schemas.openxmlformats.org/officeDocument/2006/relationships" xmlns:m="http://schemas.openxmlformats.org/officeDocument/2006/math" xmlns:v="urn:schemas-microsoft-com:vml" xmlns:wp14="http://schemas.microsoft.com/office/word/2010/wordprocessingDrawing" xmlns:wp="http://schemas.openxmlformats.org/drawingml/2006/wordprocessingDrawing" xmlns:w10="urn:schemas-microsoft-com:office:word" xmlns:w="http://schemas.openxmlformats.org/wordprocessingml/2006/main" xmlns:w14="http://schemas.microsoft.com/office/word/2010/wordml" xmlns:w15="http://schemas.microsoft.com/office/word/2012/wordml" xmlns:w16cex="http://schemas.microsoft.com/office/word/2018/wordml/cex" xmlns:w16cid="http://schemas.microsoft.com/office/word/2016/wordml/cid" xmlns:w16="http://schemas.microsoft.com/office/word/2018/wordml" xmlns:w16du="http://schemas.microsoft.com/office/word/2023/wordml/word16du" xmlns:w16sdtdh="http://schemas.microsoft.com/office/word/2020/wordml/sdtdatahash" xmlns:w16sdtfl="http://schemas.microsoft.com/office/word/2024/wordml/sdtformatlock" xmlns:w16se="http://schemas.microsoft.com/office/word/2015/wordml/symex" xmlns:wpg="http://schemas.microsoft.com/office/word/2010/wordprocessingGroup" xmlns:wpi="http://schemas.microsoft.com/office/word/2010/wordprocessingInk" xmlns:wne="http://schemas.microsoft.com/office/word/2006/wordml" xmlns:wps="http://schemas.microsoft.com/office/word/2010/wordprocessingShape" mc:Ignorable="w14 w15 w16se w16cid w16 w16cex w16sdtdh w16sdtfl w16du wp14">
-  <w:p>
-    <w:pPr>
-      <w:pStyle w:val="af0"/>
-      <w:rPr>
-        <w:rFonts w:hint="eastAsia"/>
-      </w:rPr>
-    </w:pPr>
-  </w:p>
-</w:ftr>
-</file>
-
 <file path=word/footnotes.xml><?xml version="1.0" encoding="utf-8"?>
 <w:footnotes xmlns:wpc="http://schemas.microsoft.com/office/word/2010/wordprocessingCanvas" xmlns:cx="http://schemas.microsoft.com/office/drawing/2014/chartex" xmlns:cx1="http://schemas.microsoft.com/office/drawing/2015/9/8/chartex" xmlns:cx2="http://schemas.microsoft.com/office/drawing/2015/10/21/chartex" xmlns:cx3="http://schemas.microsoft.com/office/drawing/2016/5/9/chartex" xmlns:cx4="http://schemas.microsoft.com/office/drawing/2016/5/10/chartex" xmlns:cx5="http://schemas.microsoft.com/office/drawing/2016/5/11/chartex" xmlns:cx6="http://schemas.microsoft.com/office/drawing/2016/5/12/chartex" xmlns:cx7="http://schemas.microsoft.com/office/drawing/2016/5/13/chartex" xmlns:cx8="http://schemas.microsoft.com/office/drawing/2016/5/14/chartex" xmlns:mc="http://schemas.openxmlformats.org/markup-compatibility/2006" xmlns:aink="http://schemas.microsoft.com/office/drawing/2016/ink" xmlns:am3d="http://schemas.microsoft.com/office/drawing/2017/model3d" xmlns:o="urn:schemas-microsoft-com:office:office" xmlns:oel="http://schemas.microsoft.com/office/2019/extlst" xmlns:r="http://schemas.openxmlformats.org/officeDocument/2006/relationships" xmlns:m="http://schemas.openxmlformats.org/officeDocument/2006/math" xmlns:v="urn:schemas-microsoft-com:vml" xmlns:wp14="http://schemas.microsoft.com/office/word/2010/wordprocessingDrawing" xmlns:wp="http://schemas.openxmlformats.org/drawingml/2006/wordprocessingDrawing" xmlns:w10="urn:schemas-microsoft-com:office:word" xmlns:w="http://schemas.openxmlformats.org/wordprocessingml/2006/main" xmlns:w14="http://schemas.microsoft.com/office/word/2010/wordml" xmlns:w15="http://schemas.microsoft.com/office/word/2012/wordml" xmlns:w16cex="http://schemas.microsoft.com/office/word/2018/wordml/cex" xmlns:w16cid="http://schemas.microsoft.com/office/word/2016/wordml/cid" xmlns:w16="http://schemas.microsoft.com/office/word/2018/wordml" xmlns:w16du="http://schemas.microsoft.com/office/word/2023/wordml/word16du" xmlns:w16sdtdh="http://schemas.microsoft.com/office/word/2020/wordml/sdtdatahash" xmlns:w16sdtfl="http://schemas.microsoft.com/office/word/2024/wordml/sdtformatlock" xmlns:w16se="http://schemas.microsoft.com/office/word/2015/wordml/symex" xmlns:wpg="http://schemas.microsoft.com/office/word/2010/wordprocessingGroup" xmlns:wpi="http://schemas.microsoft.com/office/word/2010/wordprocessingInk" xmlns:wne="http://schemas.microsoft.com/office/word/2006/wordml" xmlns:wps="http://schemas.microsoft.com/office/word/2010/wordprocessingShape" mc:Ignorable="w14 w15 w16se w16cid w16 w16cex w16sdtdh w16sdtfl w16du wp14">
   <w:footnote w:type="separator" w:id="-1">
@@ -3071,50 +4046,124 @@
     </w:p>
   </w:footnote>
 </w:footnotes>
-</file>
-
-<file path=word/header1.xml><?xml version="1.0" encoding="utf-8"?>
-<w:hdr xmlns:wpc="http://schemas.microsoft.com/office/word/2010/wordprocessingCanvas" xmlns:cx="http://schemas.microsoft.com/office/drawing/2014/chartex" xmlns:cx1="http://schemas.microsoft.com/office/drawing/2015/9/8/chartex" xmlns:cx2="http://schemas.microsoft.com/office/drawing/2015/10/21/chartex" xmlns:cx3="http://schemas.microsoft.com/office/drawing/2016/5/9/chartex" xmlns:cx4="http://schemas.microsoft.com/office/drawing/2016/5/10/chartex" xmlns:cx5="http://schemas.microsoft.com/office/drawing/2016/5/11/chartex" xmlns:cx6="http://schemas.microsoft.com/office/drawing/2016/5/12/chartex" xmlns:cx7="http://schemas.microsoft.com/office/drawing/2016/5/13/chartex" xmlns:cx8="http://schemas.microsoft.com/office/drawing/2016/5/14/chartex" xmlns:mc="http://schemas.openxmlformats.org/markup-compatibility/2006" xmlns:aink="http://schemas.microsoft.com/office/drawing/2016/ink" xmlns:am3d="http://schemas.microsoft.com/office/drawing/2017/model3d" xmlns:o="urn:schemas-microsoft-com:office:office" xmlns:oel="http://schemas.microsoft.com/office/2019/extlst" xmlns:r="http://schemas.openxmlformats.org/officeDocument/2006/relationships" xmlns:m="http://schemas.openxmlformats.org/officeDocument/2006/math" xmlns:v="urn:schemas-microsoft-com:vml" xmlns:wp14="http://schemas.microsoft.com/office/word/2010/wordprocessingDrawing" xmlns:wp="http://schemas.openxmlformats.org/drawingml/2006/wordprocessingDrawing" xmlns:w10="urn:schemas-microsoft-com:office:word" xmlns:w="http://schemas.openxmlformats.org/wordprocessingml/2006/main" xmlns:w14="http://schemas.microsoft.com/office/word/2010/wordml" xmlns:w15="http://schemas.microsoft.com/office/word/2012/wordml" xmlns:w16cex="http://schemas.microsoft.com/office/word/2018/wordml/cex" xmlns:w16cid="http://schemas.microsoft.com/office/word/2016/wordml/cid" xmlns:w16="http://schemas.microsoft.com/office/word/2018/wordml" xmlns:w16du="http://schemas.microsoft.com/office/word/2023/wordml/word16du" xmlns:w16sdtdh="http://schemas.microsoft.com/office/word/2020/wordml/sdtdatahash" xmlns:w16sdtfl="http://schemas.microsoft.com/office/word/2024/wordml/sdtformatlock" xmlns:w16se="http://schemas.microsoft.com/office/word/2015/wordml/symex" xmlns:wpg="http://schemas.microsoft.com/office/word/2010/wordprocessingGroup" xmlns:wpi="http://schemas.microsoft.com/office/word/2010/wordprocessingInk" xmlns:wne="http://schemas.microsoft.com/office/word/2006/wordml" xmlns:wps="http://schemas.microsoft.com/office/word/2010/wordprocessingShape" mc:Ignorable="w14 w15 w16se w16cid w16 w16cex w16sdtdh w16sdtfl w16du wp14">
-  <w:p>
-    <w:pPr>
-      <w:pStyle w:val="ae"/>
-      <w:rPr>
-        <w:rFonts w:hint="eastAsia"/>
-      </w:rPr>
-    </w:pPr>
-  </w:p>
-</w:hdr>
-</file>
-
-<file path=word/header2.xml><?xml version="1.0" encoding="utf-8"?>
-<w:hdr xmlns:wpc="http://schemas.microsoft.com/office/word/2010/wordprocessingCanvas" xmlns:cx="http://schemas.microsoft.com/office/drawing/2014/chartex" xmlns:cx1="http://schemas.microsoft.com/office/drawing/2015/9/8/chartex" xmlns:cx2="http://schemas.microsoft.com/office/drawing/2015/10/21/chartex" xmlns:cx3="http://schemas.microsoft.com/office/drawing/2016/5/9/chartex" xmlns:cx4="http://schemas.microsoft.com/office/drawing/2016/5/10/chartex" xmlns:cx5="http://schemas.microsoft.com/office/drawing/2016/5/11/chartex" xmlns:cx6="http://schemas.microsoft.com/office/drawing/2016/5/12/chartex" xmlns:cx7="http://schemas.microsoft.com/office/drawing/2016/5/13/chartex" xmlns:cx8="http://schemas.microsoft.com/office/drawing/2016/5/14/chartex" xmlns:mc="http://schemas.openxmlformats.org/markup-compatibility/2006" xmlns:aink="http://schemas.microsoft.com/office/drawing/2016/ink" xmlns:am3d="http://schemas.microsoft.com/office/drawing/2017/model3d" xmlns:o="urn:schemas-microsoft-com:office:office" xmlns:oel="http://schemas.microsoft.com/office/2019/extlst" xmlns:r="http://schemas.openxmlformats.org/officeDocument/2006/relationships" xmlns:m="http://schemas.openxmlformats.org/officeDocument/2006/math" xmlns:v="urn:schemas-microsoft-com:vml" xmlns:wp14="http://schemas.microsoft.com/office/word/2010/wordprocessingDrawing" xmlns:wp="http://schemas.openxmlformats.org/drawingml/2006/wordprocessingDrawing" xmlns:w10="urn:schemas-microsoft-com:office:word" xmlns:w="http://schemas.openxmlformats.org/wordprocessingml/2006/main" xmlns:w14="http://schemas.microsoft.com/office/word/2010/wordml" xmlns:w15="http://schemas.microsoft.com/office/word/2012/wordml" xmlns:w16cex="http://schemas.microsoft.com/office/word/2018/wordml/cex" xmlns:w16cid="http://schemas.microsoft.com/office/word/2016/wordml/cid" xmlns:w16="http://schemas.microsoft.com/office/word/2018/wordml" xmlns:w16du="http://schemas.microsoft.com/office/word/2023/wordml/word16du" xmlns:w16sdtdh="http://schemas.microsoft.com/office/word/2020/wordml/sdtdatahash" xmlns:w16sdtfl="http://schemas.microsoft.com/office/word/2024/wordml/sdtformatlock" xmlns:w16se="http://schemas.microsoft.com/office/word/2015/wordml/symex" xmlns:wpg="http://schemas.microsoft.com/office/word/2010/wordprocessingGroup" xmlns:wpi="http://schemas.microsoft.com/office/word/2010/wordprocessingInk" xmlns:wne="http://schemas.microsoft.com/office/word/2006/wordml" xmlns:wps="http://schemas.microsoft.com/office/word/2010/wordprocessingShape" mc:Ignorable="w14 w15 w16se w16cid w16 w16cex w16sdtdh w16sdtfl w16du wp14">
-  <w:p>
-    <w:pPr>
-      <w:pStyle w:val="ae"/>
-      <w:rPr>
-        <w:rFonts w:hint="eastAsia"/>
-      </w:rPr>
-    </w:pPr>
-  </w:p>
-</w:hdr>
-</file>
-
-<file path=word/header3.xml><?xml version="1.0" encoding="utf-8"?>
-<w:hdr xmlns:wpc="http://schemas.microsoft.com/office/word/2010/wordprocessingCanvas" xmlns:cx="http://schemas.microsoft.com/office/drawing/2014/chartex" xmlns:cx1="http://schemas.microsoft.com/office/drawing/2015/9/8/chartex" xmlns:cx2="http://schemas.microsoft.com/office/drawing/2015/10/21/chartex" xmlns:cx3="http://schemas.microsoft.com/office/drawing/2016/5/9/chartex" xmlns:cx4="http://schemas.microsoft.com/office/drawing/2016/5/10/chartex" xmlns:cx5="http://schemas.microsoft.com/office/drawing/2016/5/11/chartex" xmlns:cx6="http://schemas.microsoft.com/office/drawing/2016/5/12/chartex" xmlns:cx7="http://schemas.microsoft.com/office/drawing/2016/5/13/chartex" xmlns:cx8="http://schemas.microsoft.com/office/drawing/2016/5/14/chartex" xmlns:mc="http://schemas.openxmlformats.org/markup-compatibility/2006" xmlns:aink="http://schemas.microsoft.com/office/drawing/2016/ink" xmlns:am3d="http://schemas.microsoft.com/office/drawing/2017/model3d" xmlns:o="urn:schemas-microsoft-com:office:office" xmlns:oel="http://schemas.microsoft.com/office/2019/extlst" xmlns:r="http://schemas.openxmlformats.org/officeDocument/2006/relationships" xmlns:m="http://schemas.openxmlformats.org/officeDocument/2006/math" xmlns:v="urn:schemas-microsoft-com:vml" xmlns:wp14="http://schemas.microsoft.com/office/word/2010/wordprocessingDrawing" xmlns:wp="http://schemas.openxmlformats.org/drawingml/2006/wordprocessingDrawing" xmlns:w10="urn:schemas-microsoft-com:office:word" xmlns:w="http://schemas.openxmlformats.org/wordprocessingml/2006/main" xmlns:w14="http://schemas.microsoft.com/office/word/2010/wordml" xmlns:w15="http://schemas.microsoft.com/office/word/2012/wordml" xmlns:w16cex="http://schemas.microsoft.com/office/word/2018/wordml/cex" xmlns:w16cid="http://schemas.microsoft.com/office/word/2016/wordml/cid" xmlns:w16="http://schemas.microsoft.com/office/word/2018/wordml" xmlns:w16du="http://schemas.microsoft.com/office/word/2023/wordml/word16du" xmlns:w16sdtdh="http://schemas.microsoft.com/office/word/2020/wordml/sdtdatahash" xmlns:w16sdtfl="http://schemas.microsoft.com/office/word/2024/wordml/sdtformatlock" xmlns:w16se="http://schemas.microsoft.com/office/word/2015/wordml/symex" xmlns:wpg="http://schemas.microsoft.com/office/word/2010/wordprocessingGroup" xmlns:wpi="http://schemas.microsoft.com/office/word/2010/wordprocessingInk" xmlns:wne="http://schemas.microsoft.com/office/word/2006/wordml" xmlns:wps="http://schemas.microsoft.com/office/word/2010/wordprocessingShape" mc:Ignorable="w14 w15 w16se w16cid w16 w16cex w16sdtdh w16sdtfl w16du wp14">
-  <w:p>
-    <w:pPr>
-      <w:pStyle w:val="ae"/>
-      <w:rPr>
-        <w:rFonts w:hint="eastAsia"/>
-      </w:rPr>
-    </w:pPr>
-  </w:p>
-</w:hdr>
 </file>
 
 <file path=word/numbering.xml><?xml version="1.0" encoding="utf-8"?>
 <w:numbering xmlns:wpc="http://schemas.microsoft.com/office/word/2010/wordprocessingCanvas" xmlns:cx="http://schemas.microsoft.com/office/drawing/2014/chartex" xmlns:cx1="http://schemas.microsoft.com/office/drawing/2015/9/8/chartex" xmlns:cx2="http://schemas.microsoft.com/office/drawing/2015/10/21/chartex" xmlns:cx3="http://schemas.microsoft.com/office/drawing/2016/5/9/chartex" xmlns:cx4="http://schemas.microsoft.com/office/drawing/2016/5/10/chartex" xmlns:cx5="http://schemas.microsoft.com/office/drawing/2016/5/11/chartex" xmlns:cx6="http://schemas.microsoft.com/office/drawing/2016/5/12/chartex" xmlns:cx7="http://schemas.microsoft.com/office/drawing/2016/5/13/chartex" xmlns:cx8="http://schemas.microsoft.com/office/drawing/2016/5/14/chartex" xmlns:mc="http://schemas.openxmlformats.org/markup-compatibility/2006" xmlns:aink="http://schemas.microsoft.com/office/drawing/2016/ink" xmlns:am3d="http://schemas.microsoft.com/office/drawing/2017/model3d" xmlns:o="urn:schemas-microsoft-com:office:office" xmlns:oel="http://schemas.microsoft.com/office/2019/extlst" xmlns:r="http://schemas.openxmlformats.org/officeDocument/2006/relationships" xmlns:m="http://schemas.openxmlformats.org/officeDocument/2006/math" xmlns:v="urn:schemas-microsoft-com:vml" xmlns:wp14="http://schemas.microsoft.com/office/word/2010/wordprocessingDrawing" xmlns:wp="http://schemas.openxmlformats.org/drawingml/2006/wordprocessingDrawing" xmlns:w10="urn:schemas-microsoft-com:office:word" xmlns:w="http://schemas.openxmlformats.org/wordprocessingml/2006/main" xmlns:w14="http://schemas.microsoft.com/office/word/2010/wordml" xmlns:w15="http://schemas.microsoft.com/office/word/2012/wordml" xmlns:w16cex="http://schemas.microsoft.com/office/word/2018/wordml/cex" xmlns:w16cid="http://schemas.microsoft.com/office/word/2016/wordml/cid" xmlns:w16="http://schemas.microsoft.com/office/word/2018/wordml" xmlns:w16du="http://schemas.microsoft.com/office/word/2023/wordml/word16du" xmlns:w16sdtdh="http://schemas.microsoft.com/office/word/2020/wordml/sdtdatahash" xmlns:w16sdtfl="http://schemas.microsoft.com/office/word/2024/wordml/sdtformatlock" xmlns:w16se="http://schemas.microsoft.com/office/word/2015/wordml/symex" xmlns:wpg="http://schemas.microsoft.com/office/word/2010/wordprocessingGroup" xmlns:wpi="http://schemas.microsoft.com/office/word/2010/wordprocessingInk" xmlns:wne="http://schemas.microsoft.com/office/word/2006/wordml" xmlns:wps="http://schemas.microsoft.com/office/word/2010/wordprocessingShape" mc:Ignorable="w14 w15 w16se w16cid w16 w16cex w16sdtdh w16sdtfl w16du wp14">
   <w:abstractNum w:abstractNumId="0" w15:restartNumberingAfterBreak="0">
+    <w:nsid w:val="096046F2"/>
+    <w:multiLevelType w:val="hybridMultilevel"/>
+    <w:tmpl w:val="F7CACC56"/>
+    <w:lvl w:ilvl="0" w:tplc="F7B47340">
+      <w:start w:val="6"/>
+      <w:numFmt w:val="bullet"/>
+      <w:lvlText w:val="-"/>
+      <w:lvlJc w:val="left"/>
+      <w:pPr>
+        <w:ind w:left="360" w:hanging="360"/>
+      </w:pPr>
+      <w:rPr>
+        <w:rFonts w:ascii="等线" w:eastAsia="等线" w:hAnsi="等线" w:cstheme="minorBidi" w:hint="eastAsia"/>
+      </w:rPr>
+    </w:lvl>
+    <w:lvl w:ilvl="1" w:tplc="04090003" w:tentative="1">
+      <w:start w:val="1"/>
+      <w:numFmt w:val="bullet"/>
+      <w:lvlText w:val=""/>
+      <w:lvlJc w:val="left"/>
+      <w:pPr>
+        <w:ind w:left="880" w:hanging="440"/>
+      </w:pPr>
+      <w:rPr>
+        <w:rFonts w:ascii="Wingdings" w:hAnsi="Wingdings" w:hint="default"/>
+      </w:rPr>
+    </w:lvl>
+    <w:lvl w:ilvl="2" w:tplc="04090005" w:tentative="1">
+      <w:start w:val="1"/>
+      <w:numFmt w:val="bullet"/>
+      <w:lvlText w:val=""/>
+      <w:lvlJc w:val="left"/>
+      <w:pPr>
+        <w:ind w:left="1320" w:hanging="440"/>
+      </w:pPr>
+      <w:rPr>
+        <w:rFonts w:ascii="Wingdings" w:hAnsi="Wingdings" w:hint="default"/>
+      </w:rPr>
+    </w:lvl>
+    <w:lvl w:ilvl="3" w:tplc="04090001" w:tentative="1">
+      <w:start w:val="1"/>
+      <w:numFmt w:val="bullet"/>
+      <w:lvlText w:val=""/>
+      <w:lvlJc w:val="left"/>
+      <w:pPr>
+        <w:ind w:left="1760" w:hanging="440"/>
+      </w:pPr>
+      <w:rPr>
+        <w:rFonts w:ascii="Wingdings" w:hAnsi="Wingdings" w:hint="default"/>
+      </w:rPr>
+    </w:lvl>
+    <w:lvl w:ilvl="4" w:tplc="04090003" w:tentative="1">
+      <w:start w:val="1"/>
+      <w:numFmt w:val="bullet"/>
+      <w:lvlText w:val=""/>
+      <w:lvlJc w:val="left"/>
+      <w:pPr>
+        <w:ind w:left="2200" w:hanging="440"/>
+      </w:pPr>
+      <w:rPr>
+        <w:rFonts w:ascii="Wingdings" w:hAnsi="Wingdings" w:hint="default"/>
+      </w:rPr>
+    </w:lvl>
+    <w:lvl w:ilvl="5" w:tplc="04090005" w:tentative="1">
+      <w:start w:val="1"/>
+      <w:numFmt w:val="bullet"/>
+      <w:lvlText w:val=""/>
+      <w:lvlJc w:val="left"/>
+      <w:pPr>
+        <w:ind w:left="2640" w:hanging="440"/>
+      </w:pPr>
+      <w:rPr>
+        <w:rFonts w:ascii="Wingdings" w:hAnsi="Wingdings" w:hint="default"/>
+      </w:rPr>
+    </w:lvl>
+    <w:lvl w:ilvl="6" w:tplc="04090001" w:tentative="1">
+      <w:start w:val="1"/>
+      <w:numFmt w:val="bullet"/>
+      <w:lvlText w:val=""/>
+      <w:lvlJc w:val="left"/>
+      <w:pPr>
+        <w:ind w:left="3080" w:hanging="440"/>
+      </w:pPr>
+      <w:rPr>
+        <w:rFonts w:ascii="Wingdings" w:hAnsi="Wingdings" w:hint="default"/>
+      </w:rPr>
+    </w:lvl>
+    <w:lvl w:ilvl="7" w:tplc="04090003" w:tentative="1">
+      <w:start w:val="1"/>
+      <w:numFmt w:val="bullet"/>
+      <w:lvlText w:val=""/>
+      <w:lvlJc w:val="left"/>
+      <w:pPr>
+        <w:ind w:left="3520" w:hanging="440"/>
+      </w:pPr>
+      <w:rPr>
+        <w:rFonts w:ascii="Wingdings" w:hAnsi="Wingdings" w:hint="default"/>
+      </w:rPr>
+    </w:lvl>
+    <w:lvl w:ilvl="8" w:tplc="04090005" w:tentative="1">
+      <w:start w:val="1"/>
+      <w:numFmt w:val="bullet"/>
+      <w:lvlText w:val=""/>
+      <w:lvlJc w:val="left"/>
+      <w:pPr>
+        <w:ind w:left="3960" w:hanging="440"/>
+      </w:pPr>
+      <w:rPr>
+        <w:rFonts w:ascii="Wingdings" w:hAnsi="Wingdings" w:hint="default"/>
+      </w:rPr>
+    </w:lvl>
+  </w:abstractNum>
+  <w:abstractNum w:abstractNumId="1" w15:restartNumberingAfterBreak="0">
     <w:nsid w:val="37E62D02"/>
     <w:multiLevelType w:val="hybridMultilevel"/>
     <w:tmpl w:val="424848BE"/>
@@ -3226,10 +4275,10 @@
       </w:rPr>
     </w:lvl>
   </w:abstractNum>
-  <w:abstractNum w:abstractNumId="1" w15:restartNumberingAfterBreak="0">
-    <w:nsid w:val="5DB107D2"/>
+  <w:abstractNum w:abstractNumId="2" w15:restartNumberingAfterBreak="0">
+    <w:nsid w:val="45F8108A"/>
     <w:multiLevelType w:val="multilevel"/>
-    <w:tmpl w:val="6ECAB0EA"/>
+    <w:tmpl w:val="4BFC85F0"/>
     <w:lvl w:ilvl="0">
       <w:start w:val="1"/>
       <w:numFmt w:val="bullet"/>
@@ -3375,10 +4424,10 @@
       </w:rPr>
     </w:lvl>
   </w:abstractNum>
-  <w:abstractNum w:abstractNumId="2" w15:restartNumberingAfterBreak="0">
-    <w:nsid w:val="5F0E75A1"/>
+  <w:abstractNum w:abstractNumId="3" w15:restartNumberingAfterBreak="0">
+    <w:nsid w:val="5DB107D2"/>
     <w:multiLevelType w:val="multilevel"/>
-    <w:tmpl w:val="B6B6E362"/>
+    <w:tmpl w:val="6ECAB0EA"/>
     <w:lvl w:ilvl="0">
       <w:start w:val="1"/>
       <w:numFmt w:val="bullet"/>
@@ -3395,26 +4444,36 @@
         <w:sz w:val="20"/>
       </w:rPr>
     </w:lvl>
-    <w:lvl w:ilvl="1">
+    <w:lvl w:ilvl="1" w:tentative="1">
+      <w:start w:val="1"/>
       <w:numFmt w:val="bullet"/>
-      <w:lvlText w:val=""/>
+      <w:lvlText w:val="o"/>
       <w:lvlJc w:val="left"/>
       <w:pPr>
+        <w:tabs>
+          <w:tab w:val="num" w:pos="1440"/>
+        </w:tabs>
         <w:ind w:left="1440" w:hanging="360"/>
       </w:pPr>
       <w:rPr>
-        <w:rFonts w:ascii="Wingdings" w:eastAsiaTheme="minorEastAsia" w:hAnsi="Wingdings" w:cstheme="minorBidi" w:hint="default"/>
+        <w:rFonts w:ascii="Courier New" w:hAnsi="Courier New" w:hint="default"/>
+        <w:sz w:val="20"/>
       </w:rPr>
     </w:lvl>
-    <w:lvl w:ilvl="2">
+    <w:lvl w:ilvl="2" w:tentative="1">
+      <w:start w:val="1"/>
       <w:numFmt w:val="bullet"/>
-      <w:lvlText w:val="-"/>
+      <w:lvlText w:val=""/>
       <w:lvlJc w:val="left"/>
       <w:pPr>
-        <w:ind w:left="360" w:hanging="360"/>
+        <w:tabs>
+          <w:tab w:val="num" w:pos="2160"/>
+        </w:tabs>
+        <w:ind w:left="2160" w:hanging="360"/>
       </w:pPr>
       <w:rPr>
-        <w:rFonts w:ascii="等线" w:eastAsia="等线" w:hAnsi="等线" w:cstheme="minorBidi" w:hint="eastAsia"/>
+        <w:rFonts w:ascii="Wingdings" w:hAnsi="Wingdings" w:hint="default"/>
+        <w:sz w:val="20"/>
       </w:rPr>
     </w:lvl>
     <w:lvl w:ilvl="3" w:tentative="1">
@@ -3514,7 +4573,146 @@
       </w:rPr>
     </w:lvl>
   </w:abstractNum>
-  <w:abstractNum w:abstractNumId="3" w15:restartNumberingAfterBreak="0">
+  <w:abstractNum w:abstractNumId="4" w15:restartNumberingAfterBreak="0">
+    <w:nsid w:val="5F0E75A1"/>
+    <w:multiLevelType w:val="multilevel"/>
+    <w:tmpl w:val="B6B6E362"/>
+    <w:lvl w:ilvl="0">
+      <w:start w:val="1"/>
+      <w:numFmt w:val="bullet"/>
+      <w:lvlText w:val=""/>
+      <w:lvlJc w:val="left"/>
+      <w:pPr>
+        <w:tabs>
+          <w:tab w:val="num" w:pos="720"/>
+        </w:tabs>
+        <w:ind w:left="720" w:hanging="360"/>
+      </w:pPr>
+      <w:rPr>
+        <w:rFonts w:ascii="Symbol" w:hAnsi="Symbol" w:hint="default"/>
+        <w:sz w:val="20"/>
+      </w:rPr>
+    </w:lvl>
+    <w:lvl w:ilvl="1">
+      <w:numFmt w:val="bullet"/>
+      <w:lvlText w:val=""/>
+      <w:lvlJc w:val="left"/>
+      <w:pPr>
+        <w:ind w:left="1440" w:hanging="360"/>
+      </w:pPr>
+      <w:rPr>
+        <w:rFonts w:ascii="Wingdings" w:eastAsiaTheme="minorEastAsia" w:hAnsi="Wingdings" w:cstheme="minorBidi" w:hint="default"/>
+      </w:rPr>
+    </w:lvl>
+    <w:lvl w:ilvl="2">
+      <w:numFmt w:val="bullet"/>
+      <w:lvlText w:val="-"/>
+      <w:lvlJc w:val="left"/>
+      <w:pPr>
+        <w:ind w:left="360" w:hanging="360"/>
+      </w:pPr>
+      <w:rPr>
+        <w:rFonts w:ascii="等线" w:eastAsia="等线" w:hAnsi="等线" w:cstheme="minorBidi" w:hint="eastAsia"/>
+      </w:rPr>
+    </w:lvl>
+    <w:lvl w:ilvl="3" w:tentative="1">
+      <w:start w:val="1"/>
+      <w:numFmt w:val="bullet"/>
+      <w:lvlText w:val=""/>
+      <w:lvlJc w:val="left"/>
+      <w:pPr>
+        <w:tabs>
+          <w:tab w:val="num" w:pos="2880"/>
+        </w:tabs>
+        <w:ind w:left="2880" w:hanging="360"/>
+      </w:pPr>
+      <w:rPr>
+        <w:rFonts w:ascii="Wingdings" w:hAnsi="Wingdings" w:hint="default"/>
+        <w:sz w:val="20"/>
+      </w:rPr>
+    </w:lvl>
+    <w:lvl w:ilvl="4" w:tentative="1">
+      <w:start w:val="1"/>
+      <w:numFmt w:val="bullet"/>
+      <w:lvlText w:val=""/>
+      <w:lvlJc w:val="left"/>
+      <w:pPr>
+        <w:tabs>
+          <w:tab w:val="num" w:pos="3600"/>
+        </w:tabs>
+        <w:ind w:left="3600" w:hanging="360"/>
+      </w:pPr>
+      <w:rPr>
+        <w:rFonts w:ascii="Wingdings" w:hAnsi="Wingdings" w:hint="default"/>
+        <w:sz w:val="20"/>
+      </w:rPr>
+    </w:lvl>
+    <w:lvl w:ilvl="5" w:tentative="1">
+      <w:start w:val="1"/>
+      <w:numFmt w:val="bullet"/>
+      <w:lvlText w:val=""/>
+      <w:lvlJc w:val="left"/>
+      <w:pPr>
+        <w:tabs>
+          <w:tab w:val="num" w:pos="4320"/>
+        </w:tabs>
+        <w:ind w:left="4320" w:hanging="360"/>
+      </w:pPr>
+      <w:rPr>
+        <w:rFonts w:ascii="Wingdings" w:hAnsi="Wingdings" w:hint="default"/>
+        <w:sz w:val="20"/>
+      </w:rPr>
+    </w:lvl>
+    <w:lvl w:ilvl="6" w:tentative="1">
+      <w:start w:val="1"/>
+      <w:numFmt w:val="bullet"/>
+      <w:lvlText w:val=""/>
+      <w:lvlJc w:val="left"/>
+      <w:pPr>
+        <w:tabs>
+          <w:tab w:val="num" w:pos="5040"/>
+        </w:tabs>
+        <w:ind w:left="5040" w:hanging="360"/>
+      </w:pPr>
+      <w:rPr>
+        <w:rFonts w:ascii="Wingdings" w:hAnsi="Wingdings" w:hint="default"/>
+        <w:sz w:val="20"/>
+      </w:rPr>
+    </w:lvl>
+    <w:lvl w:ilvl="7" w:tentative="1">
+      <w:start w:val="1"/>
+      <w:numFmt w:val="bullet"/>
+      <w:lvlText w:val=""/>
+      <w:lvlJc w:val="left"/>
+      <w:pPr>
+        <w:tabs>
+          <w:tab w:val="num" w:pos="5760"/>
+        </w:tabs>
+        <w:ind w:left="5760" w:hanging="360"/>
+      </w:pPr>
+      <w:rPr>
+        <w:rFonts w:ascii="Wingdings" w:hAnsi="Wingdings" w:hint="default"/>
+        <w:sz w:val="20"/>
+      </w:rPr>
+    </w:lvl>
+    <w:lvl w:ilvl="8" w:tentative="1">
+      <w:start w:val="1"/>
+      <w:numFmt w:val="bullet"/>
+      <w:lvlText w:val=""/>
+      <w:lvlJc w:val="left"/>
+      <w:pPr>
+        <w:tabs>
+          <w:tab w:val="num" w:pos="6480"/>
+        </w:tabs>
+        <w:ind w:left="6480" w:hanging="360"/>
+      </w:pPr>
+      <w:rPr>
+        <w:rFonts w:ascii="Wingdings" w:hAnsi="Wingdings" w:hint="default"/>
+        <w:sz w:val="20"/>
+      </w:rPr>
+    </w:lvl>
+  </w:abstractNum>
+  <w:abstractNum w:abstractNumId="5" w15:restartNumberingAfterBreak="0">
     <w:nsid w:val="77567E90"/>
     <w:multiLevelType w:val="multilevel"/>
     <w:tmpl w:val="55843FCE"/>
@@ -3663,7 +4861,7 @@
       </w:rPr>
     </w:lvl>
   </w:abstractNum>
-  <w:abstractNum w:abstractNumId="4" w15:restartNumberingAfterBreak="0">
+  <w:abstractNum w:abstractNumId="6" w15:restartNumberingAfterBreak="0">
     <w:nsid w:val="7B1E70D0"/>
     <w:multiLevelType w:val="hybridMultilevel"/>
     <w:tmpl w:val="5046FB38"/>
@@ -3753,19 +4951,25 @@
     </w:lvl>
   </w:abstractNum>
   <w:num w:numId="1" w16cid:durableId="36584308">
-    <w:abstractNumId w:val="0"/>
+    <w:abstractNumId w:val="1"/>
   </w:num>
   <w:num w:numId="2" w16cid:durableId="451485146">
+    <w:abstractNumId w:val="5"/>
+  </w:num>
+  <w:num w:numId="3" w16cid:durableId="1618415919">
+    <w:abstractNumId w:val="4"/>
+  </w:num>
+  <w:num w:numId="4" w16cid:durableId="1444887686">
     <w:abstractNumId w:val="3"/>
   </w:num>
-  <w:num w:numId="3" w16cid:durableId="1618415919">
+  <w:num w:numId="5" w16cid:durableId="554007415">
+    <w:abstractNumId w:val="6"/>
+  </w:num>
+  <w:num w:numId="6" w16cid:durableId="1918786286">
     <w:abstractNumId w:val="2"/>
   </w:num>
-  <w:num w:numId="4" w16cid:durableId="1444887686">
-    <w:abstractNumId w:val="1"/>
-  </w:num>
-  <w:num w:numId="5" w16cid:durableId="554007415">
-    <w:abstractNumId w:val="4"/>
+  <w:num w:numId="7" w16cid:durableId="292635441">
+    <w:abstractNumId w:val="0"/>
   </w:num>
 </w:numbering>
 </file>
@@ -4376,7 +5580,6 @@
   <w:style w:type="character" w:default="1" w:styleId="a0">
     <w:name w:val="Default Paragraph Font"/>
     <w:uiPriority w:val="1"/>
-    <w:semiHidden/>
     <w:unhideWhenUsed/>
   </w:style>
   <w:style w:type="table" w:default="1" w:styleId="a1">
